--- a/frontend/public/templates/financial_offer_template.docx
+++ b/frontend/public/templates/financial_offer_template.docx
@@ -8133,31 +8133,6 @@
       <w:rPr>
         <w:noProof/>
       </w:rPr>
-      <w:pict w14:anchorId="0B9A1BD8">
-        <v:shapetype id="_x0000_t75" coordsize="21600,21600" o:spt="75" o:preferrelative="t" path="m@4@5l@4@11@9@11@9@5xe" filled="f" stroked="f">
-          <v:stroke joinstyle="miter"/>
-          <v:formulas>
-            <v:f eqn="if lineDrawn pixelLineWidth 0"/>
-            <v:f eqn="sum @0 1 0"/>
-            <v:f eqn="sum 0 0 @1"/>
-            <v:f eqn="prod @2 1 2"/>
-            <v:f eqn="prod @3 21600 pixelWidth"/>
-            <v:f eqn="prod @3 21600 pixelHeight"/>
-            <v:f eqn="sum @0 0 1"/>
-            <v:f eqn="prod @6 1 2"/>
-            <v:f eqn="prod @7 21600 pixelWidth"/>
-            <v:f eqn="sum @8 21600 0"/>
-            <v:f eqn="prod @7 21600 pixelHeight"/>
-            <v:f eqn="sum @10 21600 0"/>
-          </v:formulas>
-          <v:path o:extrusionok="f" gradientshapeok="t" o:connecttype="rect"/>
-          <o:lock v:ext="edit" aspectratio="t"/>
-        </v:shapetype>
-        <v:shape id="WordPictureWatermark10348436" o:spid="_x0000_s1029" type="#_x0000_t75" style="position:absolute;left:0;text-align:left;margin-left:0;margin-top:0;width:493.95pt;height:399.45pt;z-index:-251658240;mso-position-horizontal:center;mso-position-horizontal-relative:margin;mso-position-vertical:center;mso-position-vertical-relative:margin" o:allowincell="f">
-          <v:imagedata r:id="rId1" o:title="لوجو جديد" gain="19661f" blacklevel="22938f"/>
-          <w10:wrap anchorx="margin" anchory="margin"/>
-        </v:shape>
-      </w:pict>
     </w:r>
   </w:p>
 </w:hdr>
@@ -8904,31 +8879,6 @@
       <w:rPr>
         <w:noProof/>
       </w:rPr>
-      <w:pict w14:anchorId="322AF0D5">
-        <v:shapetype id="_x0000_t75" coordsize="21600,21600" o:spt="75" o:preferrelative="t" path="m@4@5l@4@11@9@11@9@5xe" filled="f" stroked="f">
-          <v:stroke joinstyle="miter"/>
-          <v:formulas>
-            <v:f eqn="if lineDrawn pixelLineWidth 0"/>
-            <v:f eqn="sum @0 1 0"/>
-            <v:f eqn="sum 0 0 @1"/>
-            <v:f eqn="prod @2 1 2"/>
-            <v:f eqn="prod @3 21600 pixelWidth"/>
-            <v:f eqn="prod @3 21600 pixelHeight"/>
-            <v:f eqn="sum @0 0 1"/>
-            <v:f eqn="prod @6 1 2"/>
-            <v:f eqn="prod @7 21600 pixelWidth"/>
-            <v:f eqn="sum @8 21600 0"/>
-            <v:f eqn="prod @7 21600 pixelHeight"/>
-            <v:f eqn="sum @10 21600 0"/>
-          </v:formulas>
-          <v:path o:extrusionok="f" gradientshapeok="t" o:connecttype="rect"/>
-          <o:lock v:ext="edit" aspectratio="t"/>
-        </v:shapetype>
-        <v:shape id="WordPictureWatermark10348437" o:spid="_x0000_s1030" type="#_x0000_t75" style="position:absolute;left:0;text-align:left;margin-left:-6.15pt;margin-top:188.85pt;width:493.95pt;height:399.45pt;z-index:-251657216;mso-position-horizontal-relative:margin;mso-position-vertical-relative:margin" o:allowincell="f">
-          <v:imagedata r:id="rId2" o:title="لوجو جديد" gain="19661f" blacklevel="22938f"/>
-          <w10:wrap anchorx="margin" anchory="margin"/>
-        </v:shape>
-      </w:pict>
     </w:r>
   </w:p>
 </w:hdr>
@@ -8944,31 +8894,6 @@
       <w:rPr>
         <w:noProof/>
       </w:rPr>
-      <w:pict w14:anchorId="3465DA2B">
-        <v:shapetype id="_x0000_t75" coordsize="21600,21600" o:spt="75" o:preferrelative="t" path="m@4@5l@4@11@9@11@9@5xe" filled="f" stroked="f">
-          <v:stroke joinstyle="miter"/>
-          <v:formulas>
-            <v:f eqn="if lineDrawn pixelLineWidth 0"/>
-            <v:f eqn="sum @0 1 0"/>
-            <v:f eqn="sum 0 0 @1"/>
-            <v:f eqn="prod @2 1 2"/>
-            <v:f eqn="prod @3 21600 pixelWidth"/>
-            <v:f eqn="prod @3 21600 pixelHeight"/>
-            <v:f eqn="sum @0 0 1"/>
-            <v:f eqn="prod @6 1 2"/>
-            <v:f eqn="prod @7 21600 pixelWidth"/>
-            <v:f eqn="sum @8 21600 0"/>
-            <v:f eqn="prod @7 21600 pixelHeight"/>
-            <v:f eqn="sum @10 21600 0"/>
-          </v:formulas>
-          <v:path o:extrusionok="f" gradientshapeok="t" o:connecttype="rect"/>
-          <o:lock v:ext="edit" aspectratio="t"/>
-        </v:shapetype>
-        <v:shape id="WordPictureWatermark10348435" o:spid="_x0000_s1028" type="#_x0000_t75" style="position:absolute;left:0;text-align:left;margin-left:0;margin-top:0;width:493.95pt;height:399.45pt;z-index:-251659264;mso-position-horizontal:center;mso-position-horizontal-relative:margin;mso-position-vertical:center;mso-position-vertical-relative:margin" o:allowincell="f">
-          <v:imagedata r:id="rId1" o:title="لوجو جديد" gain="19661f" blacklevel="22938f"/>
-          <w10:wrap anchorx="margin" anchory="margin"/>
-        </v:shape>
-      </w:pict>
     </w:r>
   </w:p>
 </w:hdr>

--- a/frontend/public/templates/financial_offer_template.docx
+++ b/frontend/public/templates/financial_offer_template.docx
@@ -368,7 +368,7 @@
         </w:tabs>
         <w:spacing w:after="0"/>
         <w:ind w:left="-567"/>
-        <w:jc w:val="highKashida"/>
+        <w:jc w:val="both"/>
         <w:rPr>
           <w:b/>
           <w:bCs/>
@@ -580,7 +580,7 @@
       <w:pPr>
         <w:spacing w:after="0" w:line="240" w:lineRule="auto"/>
         <w:ind w:left="-567" w:hanging="283"/>
-        <w:jc w:val="highKashida"/>
+        <w:jc w:val="both"/>
         <w:rPr>
           <w:b/>
           <w:bCs/>
@@ -908,7 +908,7 @@
           <w:p>
             <w:pPr>
               <w:spacing w:after="0" w:line="240" w:lineRule="auto"/>
-              <w:jc w:val="highKashida"/>
+              <w:jc w:val="both"/>
               <w:rPr>
                 <w:b/>
                 <w:bCs/>
@@ -6879,7 +6879,7 @@
           <w:numId w:val="4"/>
         </w:numPr>
         <w:spacing w:after="0" w:line="240" w:lineRule="auto"/>
-        <w:jc w:val="mediumKashida"/>
+        <w:jc w:val="both"/>
         <w:rPr>
           <w:b/>
           <w:bCs/>
@@ -6998,7 +6998,7 @@
       <w:pPr>
         <w:spacing w:after="0" w:line="240" w:lineRule="auto"/>
         <w:ind w:left="-567" w:hanging="283"/>
-        <w:jc w:val="highKashida"/>
+        <w:jc w:val="both"/>
         <w:rPr>
           <w:b/>
           <w:bCs/>
@@ -7082,7 +7082,7 @@
           <w:numId w:val="1"/>
         </w:numPr>
         <w:spacing w:after="0" w:line="240" w:lineRule="auto"/>
-        <w:jc w:val="highKashida"/>
+        <w:jc w:val="both"/>
         <w:rPr>
           <w:b/>
           <w:bCs/>
@@ -7114,7 +7114,7 @@
           <w:numId w:val="1"/>
         </w:numPr>
         <w:spacing w:after="0" w:line="240" w:lineRule="auto"/>
-        <w:jc w:val="highKashida"/>
+        <w:jc w:val="both"/>
         <w:rPr>
           <w:b/>
           <w:bCs/>
@@ -7160,7 +7160,7 @@
           <w:numId w:val="1"/>
         </w:numPr>
         <w:spacing w:after="0" w:line="240" w:lineRule="auto"/>
-        <w:jc w:val="highKashida"/>
+        <w:jc w:val="both"/>
         <w:rPr>
           <w:b/>
           <w:bCs/>
@@ -7193,7 +7193,7 @@
           <w:numId w:val="1"/>
         </w:numPr>
         <w:spacing w:after="0" w:line="240" w:lineRule="auto"/>
-        <w:jc w:val="highKashida"/>
+        <w:jc w:val="both"/>
         <w:rPr>
           <w:b/>
           <w:bCs/>
@@ -7224,7 +7224,7 @@
           <w:numId w:val="1"/>
         </w:numPr>
         <w:spacing w:after="0" w:line="240" w:lineRule="auto"/>
-        <w:jc w:val="highKashida"/>
+        <w:jc w:val="both"/>
         <w:rPr>
           <w:b/>
           <w:bCs/>
@@ -7253,7 +7253,7 @@
       <w:pPr>
         <w:spacing w:after="0" w:line="240" w:lineRule="auto"/>
         <w:ind w:left="360"/>
-        <w:jc w:val="highKashida"/>
+        <w:jc w:val="both"/>
         <w:rPr>
           <w:b/>
           <w:bCs/>

--- a/frontend/public/templates/financial_offer_template.docx
+++ b/frontend/public/templates/financial_offer_template.docx
@@ -368,7 +368,7 @@
         </w:tabs>
         <w:spacing w:after="0"/>
         <w:ind w:left="-567"/>
-        <w:jc w:val="both"/>
+        <w:jc w:val="highKashida"/>
         <w:rPr>
           <w:b/>
           <w:bCs/>
@@ -580,7 +580,7 @@
       <w:pPr>
         <w:spacing w:after="0" w:line="240" w:lineRule="auto"/>
         <w:ind w:left="-567" w:hanging="283"/>
-        <w:jc w:val="both"/>
+        <w:jc w:val="highKashida"/>
         <w:rPr>
           <w:b/>
           <w:bCs/>
@@ -878,8 +878,7 @@
       <w:tblGrid>
         <w:gridCol w:w="561"/>
         <w:gridCol w:w="2072"/>
-        <w:gridCol w:w="1115"/>
-        <w:gridCol w:w="1115"/>
+        <w:gridCol w:w="2230"/>
         <w:gridCol w:w="973"/>
         <w:gridCol w:w="723"/>
         <w:gridCol w:w="676"/>
@@ -903,12 +902,13 @@
               <w:bottom w:val="thinThickSmallGap" w:sz="24" w:space="0" w:color="auto"/>
               <w:right w:val="thinThickSmallGap" w:sz="24" w:space="0" w:color="auto"/>
             </w:tcBorders>
-            <w:hideMark/>
-          </w:tcPr>
-          <w:p>
-            <w:pPr>
-              <w:spacing w:after="0" w:line="240" w:lineRule="auto"/>
-              <w:jc w:val="both"/>
+            <w:vAlign w:val="center"/>
+            <w:hideMark/>
+          </w:tcPr>
+          <w:p>
+            <w:pPr>
+              <w:spacing w:after="0" w:line="240" w:lineRule="auto"/>
+              <w:jc w:val="center"/>
               <w:rPr>
                 <w:b/>
                 <w:bCs/>
@@ -940,6 +940,7 @@
               <w:bottom w:val="thinThickSmallGap" w:sz="24" w:space="0" w:color="auto"/>
               <w:right w:val="thinThickSmallGap" w:sz="24" w:space="0" w:color="auto"/>
             </w:tcBorders>
+            <w:vAlign w:val="center"/>
             <w:hideMark/>
           </w:tcPr>
           <w:p>
@@ -964,32 +965,20 @@
                 <w:rtl/>
                 <w:lang w:bidi="ar-EG"/>
               </w:rPr>
-              <w:t xml:space="preserve">إســــم الصــــــنف </w:t>
-            </w:r>
-            <w:r>
-              <w:rPr>
-                <w:b/>
-                <w:bCs/>
-                <w:sz w:val="32"/>
-                <w:szCs w:val="32"/>
-                <w:highlight w:val="red"/>
-                <w:rtl/>
-                <w:lang w:bidi="ar-EG"/>
-              </w:rPr>
-              <w:t>أساسى</w:t>
-            </w:r>
-          </w:p>
-        </w:tc>
-        <w:tc>
-          <w:tcPr>
-            <w:tcW w:w="1115" w:type="dxa"/>
+              <w:t>إســــم الصــــــنف</w:t>
+            </w:r>
+          </w:p>
+        </w:tc>
+        <w:tc>
+          <w:tcPr>
+            <w:tcW w:w="2230" w:type="dxa"/>
             <w:vMerge w:val="restart"/>
             <w:tcBorders>
               <w:top w:val="thinThickSmallGap" w:sz="24" w:space="0" w:color="auto"/>
               <w:left w:val="thinThickSmallGap" w:sz="24" w:space="0" w:color="auto"/>
-              <w:bottom w:val="thinThickSmallGap" w:sz="24" w:space="0" w:color="auto"/>
-              <w:right w:val="thinThickSmallGap" w:sz="24" w:space="0" w:color="auto"/>
-            </w:tcBorders>
+              <w:right w:val="thinThickSmallGap" w:sz="24" w:space="0" w:color="auto"/>
+            </w:tcBorders>
+            <w:vAlign w:val="center"/>
             <w:hideMark/>
           </w:tcPr>
           <w:p>
@@ -1016,45 +1005,6 @@
                 <w:lang w:bidi="ar-EG"/>
               </w:rPr>
               <w:t>الوصف</w:t>
-            </w:r>
-          </w:p>
-        </w:tc>
-        <w:tc>
-          <w:tcPr>
-            <w:tcW w:w="1115" w:type="dxa"/>
-            <w:vMerge w:val="restart"/>
-            <w:tcBorders>
-              <w:top w:val="thinThickSmallGap" w:sz="24" w:space="0" w:color="auto"/>
-              <w:left w:val="thinThickSmallGap" w:sz="24" w:space="0" w:color="auto"/>
-              <w:bottom w:val="thinThickSmallGap" w:sz="24" w:space="0" w:color="auto"/>
-              <w:right w:val="thinThickSmallGap" w:sz="24" w:space="0" w:color="auto"/>
-            </w:tcBorders>
-            <w:hideMark/>
-          </w:tcPr>
-          <w:p>
-            <w:pPr>
-              <w:spacing w:after="0" w:line="240" w:lineRule="auto"/>
-              <w:jc w:val="center"/>
-              <w:rPr>
-                <w:b/>
-                <w:bCs/>
-                <w:sz w:val="24"/>
-                <w:szCs w:val="24"/>
-                <w:rtl/>
-                <w:lang w:bidi="ar-EG"/>
-              </w:rPr>
-            </w:pPr>
-            <w:r>
-              <w:rPr>
-                <w:b/>
-                <w:bCs/>
-                <w:sz w:val="24"/>
-                <w:szCs w:val="24"/>
-                <w:highlight w:val="red"/>
-                <w:rtl/>
-                <w:lang w:bidi="ar-EG"/>
-              </w:rPr>
-              <w:t>الوصف الفرعى</w:t>
             </w:r>
           </w:p>
         </w:tc>
@@ -1068,6 +1018,7 @@
               <w:bottom w:val="thinThickSmallGap" w:sz="24" w:space="0" w:color="auto"/>
               <w:right w:val="thinThickSmallGap" w:sz="24" w:space="0" w:color="auto"/>
             </w:tcBorders>
+            <w:vAlign w:val="center"/>
             <w:hideMark/>
           </w:tcPr>
           <w:p>
@@ -1086,15 +1037,16 @@
             </w:pPr>
             <w:r>
               <w:rPr>
-                <w:b/>
-                <w:bCs/>
-                <w:sz w:val="24"/>
-                <w:szCs w:val="24"/>
-                <w:highlight w:val="red"/>
-                <w:rtl/>
-                <w:lang w:bidi="ar-EG"/>
-              </w:rPr>
-              <w:t>فرعى 1</w:t>
+                <w:rFonts w:hint="cs"/>
+                <w:b/>
+                <w:bCs/>
+                <w:sz w:val="24"/>
+                <w:szCs w:val="24"/>
+                <w:highlight w:val="red"/>
+                <w:rtl/>
+                <w:lang w:bidi="ar-EG"/>
+              </w:rPr>
+              <w:t>نوع العرض</w:t>
             </w:r>
           </w:p>
         </w:tc>
@@ -1108,6 +1060,7 @@
               <w:bottom w:val="thinThickSmallGap" w:sz="24" w:space="0" w:color="auto"/>
               <w:right w:val="thinThickSmallGap" w:sz="24" w:space="0" w:color="auto"/>
             </w:tcBorders>
+            <w:vAlign w:val="center"/>
             <w:hideMark/>
           </w:tcPr>
           <w:p>
@@ -1148,6 +1101,7 @@
               <w:bottom w:val="thinThickSmallGap" w:sz="24" w:space="0" w:color="auto"/>
               <w:right w:val="thinThickSmallGap" w:sz="24" w:space="0" w:color="auto"/>
             </w:tcBorders>
+            <w:vAlign w:val="center"/>
             <w:hideMark/>
           </w:tcPr>
           <w:p>
@@ -1188,12 +1142,13 @@
               <w:bottom w:val="thinThickSmallGap" w:sz="24" w:space="0" w:color="auto"/>
               <w:right w:val="thinThickSmallGap" w:sz="24" w:space="0" w:color="auto"/>
             </w:tcBorders>
-            <w:hideMark/>
-          </w:tcPr>
-          <w:p>
-            <w:pPr>
-              <w:spacing w:after="0" w:line="240" w:lineRule="auto"/>
-              <w:jc w:val="right"/>
+            <w:vAlign w:val="center"/>
+            <w:hideMark/>
+          </w:tcPr>
+          <w:p>
+            <w:pPr>
+              <w:spacing w:after="0" w:line="240" w:lineRule="auto"/>
+              <w:jc w:val="center"/>
               <w:rPr>
                 <w:b/>
                 <w:bCs/>
@@ -1228,12 +1183,13 @@
               <w:bottom w:val="thinThickSmallGap" w:sz="24" w:space="0" w:color="auto"/>
               <w:right w:val="thinThickSmallGap" w:sz="24" w:space="0" w:color="auto"/>
             </w:tcBorders>
-            <w:hideMark/>
-          </w:tcPr>
-          <w:p>
-            <w:pPr>
-              <w:spacing w:after="0" w:line="240" w:lineRule="auto"/>
-              <w:jc w:val="right"/>
+            <w:vAlign w:val="center"/>
+            <w:hideMark/>
+          </w:tcPr>
+          <w:p>
+            <w:pPr>
+              <w:spacing w:after="0" w:line="240" w:lineRule="auto"/>
+              <w:jc w:val="center"/>
               <w:rPr>
                 <w:b/>
                 <w:bCs/>
@@ -1268,12 +1224,13 @@
               <w:bottom w:val="thinThickSmallGap" w:sz="24" w:space="0" w:color="auto"/>
               <w:right w:val="thinThickSmallGap" w:sz="24" w:space="0" w:color="auto"/>
             </w:tcBorders>
+            <w:vAlign w:val="center"/>
             <w:hideMark/>
           </w:tcPr>
           <w:p>
             <w:pPr>
               <w:spacing w:before="120" w:after="0" w:line="240" w:lineRule="auto"/>
-              <w:jc w:val="right"/>
+              <w:jc w:val="center"/>
               <w:rPr>
                 <w:b/>
                 <w:bCs/>
@@ -1319,6 +1276,7 @@
           <w:p>
             <w:pPr>
               <w:spacing w:after="0"/>
+              <w:jc w:val="center"/>
               <w:rPr>
                 <w:b/>
                 <w:bCs/>
@@ -1345,6 +1303,7 @@
           <w:p>
             <w:pPr>
               <w:spacing w:after="0"/>
+              <w:jc w:val="center"/>
               <w:rPr>
                 <w:b/>
                 <w:bCs/>
@@ -1360,7 +1319,6 @@
             <w:tcW w:w="0" w:type="auto"/>
             <w:vMerge/>
             <w:tcBorders>
-              <w:top w:val="thinThickSmallGap" w:sz="24" w:space="0" w:color="auto"/>
               <w:left w:val="thinThickSmallGap" w:sz="24" w:space="0" w:color="auto"/>
               <w:bottom w:val="thinThickSmallGap" w:sz="24" w:space="0" w:color="auto"/>
               <w:right w:val="thinThickSmallGap" w:sz="24" w:space="0" w:color="auto"/>
@@ -1371,6 +1329,7 @@
           <w:p>
             <w:pPr>
               <w:spacing w:after="0"/>
+              <w:jc w:val="center"/>
               <w:rPr>
                 <w:b/>
                 <w:bCs/>
@@ -1397,11 +1356,13 @@
           <w:p>
             <w:pPr>
               <w:spacing w:after="0"/>
-              <w:rPr>
-                <w:b/>
-                <w:bCs/>
-                <w:sz w:val="24"/>
-                <w:szCs w:val="24"/>
+              <w:jc w:val="center"/>
+              <w:rPr>
+                <w:b/>
+                <w:bCs/>
+                <w:sz w:val="24"/>
+                <w:szCs w:val="24"/>
+                <w:highlight w:val="red"/>
                 <w:lang w:bidi="ar-EG"/>
               </w:rPr>
             </w:pPr>
@@ -1423,12 +1384,13 @@
           <w:p>
             <w:pPr>
               <w:spacing w:after="0"/>
-              <w:rPr>
-                <w:b/>
-                <w:bCs/>
-                <w:sz w:val="24"/>
-                <w:szCs w:val="24"/>
-                <w:highlight w:val="red"/>
+              <w:jc w:val="center"/>
+              <w:rPr>
+                <w:b/>
+                <w:bCs/>
+                <w:sz w:val="24"/>
+                <w:szCs w:val="24"/>
+                <w:highlight w:val="yellow"/>
                 <w:lang w:bidi="ar-EG"/>
               </w:rPr>
             </w:pPr>
@@ -1450,6 +1412,7 @@
           <w:p>
             <w:pPr>
               <w:spacing w:after="0"/>
+              <w:jc w:val="center"/>
               <w:rPr>
                 <w:b/>
                 <w:bCs/>
@@ -1463,33 +1426,6 @@
         </w:tc>
         <w:tc>
           <w:tcPr>
-            <w:tcW w:w="0" w:type="auto"/>
-            <w:vMerge/>
-            <w:tcBorders>
-              <w:top w:val="thinThickSmallGap" w:sz="24" w:space="0" w:color="auto"/>
-              <w:left w:val="thinThickSmallGap" w:sz="24" w:space="0" w:color="auto"/>
-              <w:bottom w:val="thinThickSmallGap" w:sz="24" w:space="0" w:color="auto"/>
-              <w:right w:val="thinThickSmallGap" w:sz="24" w:space="0" w:color="auto"/>
-            </w:tcBorders>
-            <w:vAlign w:val="center"/>
-            <w:hideMark/>
-          </w:tcPr>
-          <w:p>
-            <w:pPr>
-              <w:spacing w:after="0"/>
-              <w:rPr>
-                <w:b/>
-                <w:bCs/>
-                <w:sz w:val="24"/>
-                <w:szCs w:val="24"/>
-                <w:highlight w:val="yellow"/>
-                <w:lang w:bidi="ar-EG"/>
-              </w:rPr>
-            </w:pPr>
-          </w:p>
-        </w:tc>
-        <w:tc>
-          <w:tcPr>
             <w:tcW w:w="555" w:type="dxa"/>
             <w:tcBorders>
               <w:top w:val="thinThickSmallGap" w:sz="24" w:space="0" w:color="auto"/>
@@ -1497,12 +1433,13 @@
               <w:bottom w:val="thinThickSmallGap" w:sz="24" w:space="0" w:color="auto"/>
               <w:right w:val="thinThickSmallGap" w:sz="24" w:space="0" w:color="auto"/>
             </w:tcBorders>
-            <w:hideMark/>
-          </w:tcPr>
-          <w:p>
-            <w:pPr>
-              <w:spacing w:after="0" w:line="240" w:lineRule="auto"/>
-              <w:jc w:val="right"/>
+            <w:vAlign w:val="center"/>
+            <w:hideMark/>
+          </w:tcPr>
+          <w:p>
+            <w:pPr>
+              <w:spacing w:after="0" w:line="240" w:lineRule="auto"/>
+              <w:jc w:val="center"/>
               <w:rPr>
                 <w:b/>
                 <w:bCs/>
@@ -1536,12 +1473,13 @@
               <w:bottom w:val="thinThickSmallGap" w:sz="24" w:space="0" w:color="auto"/>
               <w:right w:val="thinThickSmallGap" w:sz="24" w:space="0" w:color="auto"/>
             </w:tcBorders>
-            <w:hideMark/>
-          </w:tcPr>
-          <w:p>
-            <w:pPr>
-              <w:spacing w:after="0" w:line="240" w:lineRule="auto"/>
-              <w:jc w:val="right"/>
+            <w:vAlign w:val="center"/>
+            <w:hideMark/>
+          </w:tcPr>
+          <w:p>
+            <w:pPr>
+              <w:spacing w:after="0" w:line="240" w:lineRule="auto"/>
+              <w:jc w:val="center"/>
               <w:rPr>
                 <w:b/>
                 <w:bCs/>
@@ -1573,12 +1511,13 @@
               <w:bottom w:val="thinThickSmallGap" w:sz="24" w:space="0" w:color="auto"/>
               <w:right w:val="thinThickSmallGap" w:sz="24" w:space="0" w:color="auto"/>
             </w:tcBorders>
-            <w:hideMark/>
-          </w:tcPr>
-          <w:p>
-            <w:pPr>
-              <w:spacing w:after="0" w:line="240" w:lineRule="auto"/>
-              <w:jc w:val="right"/>
+            <w:vAlign w:val="center"/>
+            <w:hideMark/>
+          </w:tcPr>
+          <w:p>
+            <w:pPr>
+              <w:spacing w:after="0" w:line="240" w:lineRule="auto"/>
+              <w:jc w:val="center"/>
               <w:rPr>
                 <w:b/>
                 <w:bCs/>
@@ -1599,7 +1538,7 @@
                 <w:rtl/>
                 <w:lang w:bidi="ar-EG"/>
               </w:rPr>
-              <w:t xml:space="preserve">قرش </w:t>
+              <w:t>قرش</w:t>
             </w:r>
           </w:p>
         </w:tc>
@@ -1612,12 +1551,13 @@
               <w:bottom w:val="thinThickSmallGap" w:sz="24" w:space="0" w:color="auto"/>
               <w:right w:val="thinThickSmallGap" w:sz="24" w:space="0" w:color="auto"/>
             </w:tcBorders>
-            <w:hideMark/>
-          </w:tcPr>
-          <w:p>
-            <w:pPr>
-              <w:spacing w:after="0" w:line="240" w:lineRule="auto"/>
-              <w:jc w:val="right"/>
+            <w:vAlign w:val="center"/>
+            <w:hideMark/>
+          </w:tcPr>
+          <w:p>
+            <w:pPr>
+              <w:spacing w:after="0" w:line="240" w:lineRule="auto"/>
+              <w:jc w:val="center"/>
               <w:rPr>
                 <w:b/>
                 <w:bCs/>
@@ -1656,6 +1596,7 @@
           <w:p>
             <w:pPr>
               <w:spacing w:after="0"/>
+              <w:jc w:val="center"/>
               <w:rPr>
                 <w:b/>
                 <w:bCs/>
@@ -1740,18 +1681,20 @@
         </w:tc>
         <w:tc>
           <w:tcPr>
-            <w:tcW w:w="1115" w:type="dxa"/>
+            <w:tcW w:w="2230" w:type="dxa"/>
             <w:tcBorders>
               <w:top w:val="thinThickSmallGap" w:sz="24" w:space="0" w:color="auto"/>
               <w:left w:val="thinThickSmallGap" w:sz="24" w:space="0" w:color="auto"/>
               <w:bottom w:val="single" w:sz="4" w:space="0" w:color="auto"/>
               <w:right w:val="thinThickSmallGap" w:sz="24" w:space="0" w:color="auto"/>
             </w:tcBorders>
-            <w:hideMark/>
-          </w:tcPr>
-          <w:p>
-            <w:pPr>
-              <w:spacing w:after="0" w:line="240" w:lineRule="auto"/>
+            <w:vAlign w:val="center"/>
+            <w:hideMark/>
+          </w:tcPr>
+          <w:p>
+            <w:pPr>
+              <w:spacing w:after="0" w:line="240" w:lineRule="auto"/>
+              <w:jc w:val="center"/>
               <w:rPr>
                 <w:b/>
                 <w:bCs/>
@@ -1778,77 +1721,42 @@
         </w:tc>
         <w:tc>
           <w:tcPr>
-            <w:tcW w:w="1115" w:type="dxa"/>
+            <w:tcW w:w="973" w:type="dxa"/>
             <w:tcBorders>
               <w:top w:val="thinThickSmallGap" w:sz="24" w:space="0" w:color="auto"/>
               <w:left w:val="thinThickSmallGap" w:sz="24" w:space="0" w:color="auto"/>
               <w:bottom w:val="single" w:sz="4" w:space="0" w:color="auto"/>
               <w:right w:val="thinThickSmallGap" w:sz="24" w:space="0" w:color="auto"/>
             </w:tcBorders>
-            <w:hideMark/>
-          </w:tcPr>
-          <w:p>
-            <w:pPr>
-              <w:spacing w:after="0" w:line="240" w:lineRule="auto"/>
-              <w:rPr>
-                <w:b/>
-                <w:bCs/>
-                <w:sz w:val="24"/>
-                <w:szCs w:val="24"/>
-                <w:highlight w:val="red"/>
-                <w:rtl/>
-                <w:lang w:bidi="ar-EG"/>
-              </w:rPr>
-            </w:pPr>
-            <w:r>
-              <w:rPr>
-                <w:b/>
-                <w:bCs/>
-                <w:sz w:val="24"/>
-                <w:szCs w:val="24"/>
-                <w:highlight w:val="red"/>
-                <w:rtl/>
-                <w:lang w:bidi="ar-EG"/>
-              </w:rPr>
-              <w:t>.......</w:t>
-            </w:r>
-          </w:p>
-        </w:tc>
-        <w:tc>
-          <w:tcPr>
-            <w:tcW w:w="973" w:type="dxa"/>
-            <w:tcBorders>
-              <w:top w:val="thinThickSmallGap" w:sz="24" w:space="0" w:color="auto"/>
-              <w:left w:val="thinThickSmallGap" w:sz="24" w:space="0" w:color="auto"/>
-              <w:bottom w:val="single" w:sz="4" w:space="0" w:color="auto"/>
-              <w:right w:val="thinThickSmallGap" w:sz="24" w:space="0" w:color="auto"/>
-            </w:tcBorders>
-            <w:hideMark/>
-          </w:tcPr>
-          <w:p>
-            <w:pPr>
-              <w:spacing w:after="0" w:line="240" w:lineRule="auto"/>
-              <w:rPr>
-                <w:b/>
-                <w:bCs/>
-                <w:sz w:val="24"/>
-                <w:szCs w:val="24"/>
-                <w:highlight w:val="red"/>
-                <w:rtl/>
-                <w:lang w:bidi="ar-EG"/>
-              </w:rPr>
-            </w:pPr>
-            <w:r>
-              <w:rPr>
-                <w:b/>
-                <w:bCs/>
-                <w:sz w:val="24"/>
-                <w:szCs w:val="24"/>
-                <w:highlight w:val="red"/>
-                <w:rtl/>
-                <w:lang w:bidi="ar-EG"/>
-              </w:rPr>
-              <w:t>......</w:t>
+            <w:vAlign w:val="center"/>
+            <w:hideMark/>
+          </w:tcPr>
+          <w:p>
+            <w:pPr>
+              <w:spacing w:after="0" w:line="240" w:lineRule="auto"/>
+              <w:jc w:val="center"/>
+              <w:rPr>
+                <w:b/>
+                <w:bCs/>
+                <w:sz w:val="24"/>
+                <w:szCs w:val="24"/>
+                <w:highlight w:val="red"/>
+                <w:rtl/>
+                <w:lang w:bidi="ar-EG"/>
+              </w:rPr>
+            </w:pPr>
+            <w:r>
+              <w:rPr>
+                <w:rFonts w:hint="cs"/>
+                <w:b/>
+                <w:bCs/>
+                <w:sz w:val="24"/>
+                <w:szCs w:val="24"/>
+                <w:highlight w:val="red"/>
+                <w:rtl/>
+                <w:lang w:bidi="ar-EG"/>
+              </w:rPr>
+              <w:t>أساسي</w:t>
             </w:r>
           </w:p>
         </w:tc>
@@ -1943,6 +1851,7 @@
               <w:bottom w:val="thinThickSmallGap" w:sz="24" w:space="0" w:color="auto"/>
               <w:right w:val="thinThickSmallGap" w:sz="24" w:space="0" w:color="auto"/>
             </w:tcBorders>
+            <w:vAlign w:val="center"/>
             <w:hideMark/>
           </w:tcPr>
           <w:p>
@@ -1982,6 +1891,7 @@
               <w:bottom w:val="thinThickSmallGap" w:sz="24" w:space="0" w:color="auto"/>
               <w:right w:val="thinThickSmallGap" w:sz="24" w:space="0" w:color="auto"/>
             </w:tcBorders>
+            <w:vAlign w:val="center"/>
             <w:hideMark/>
           </w:tcPr>
           <w:p>
@@ -2021,6 +1931,7 @@
               <w:bottom w:val="thinThickSmallGap" w:sz="24" w:space="0" w:color="auto"/>
               <w:right w:val="thinThickSmallGap" w:sz="24" w:space="0" w:color="auto"/>
             </w:tcBorders>
+            <w:vAlign w:val="center"/>
             <w:hideMark/>
           </w:tcPr>
           <w:p>
@@ -2060,6 +1971,7 @@
               <w:bottom w:val="thinThickSmallGap" w:sz="24" w:space="0" w:color="auto"/>
               <w:right w:val="thinThickSmallGap" w:sz="24" w:space="0" w:color="auto"/>
             </w:tcBorders>
+            <w:vAlign w:val="center"/>
             <w:hideMark/>
           </w:tcPr>
           <w:p>
@@ -2099,6 +2011,7 @@
               <w:bottom w:val="thinThickSmallGap" w:sz="24" w:space="0" w:color="auto"/>
               <w:right w:val="thinThickSmallGap" w:sz="24" w:space="0" w:color="auto"/>
             </w:tcBorders>
+            <w:vAlign w:val="center"/>
             <w:hideMark/>
           </w:tcPr>
           <w:p>
@@ -2189,18 +2102,20 @@
         </w:tc>
         <w:tc>
           <w:tcPr>
-            <w:tcW w:w="1115" w:type="dxa"/>
+            <w:tcW w:w="2230" w:type="dxa"/>
             <w:tcBorders>
               <w:top w:val="thinThickSmallGap" w:sz="24" w:space="0" w:color="auto"/>
               <w:left w:val="thinThickSmallGap" w:sz="24" w:space="0" w:color="auto"/>
               <w:bottom w:val="single" w:sz="4" w:space="0" w:color="auto"/>
               <w:right w:val="thinThickSmallGap" w:sz="24" w:space="0" w:color="auto"/>
             </w:tcBorders>
-            <w:hideMark/>
-          </w:tcPr>
-          <w:p>
-            <w:pPr>
-              <w:spacing w:after="0" w:line="240" w:lineRule="auto"/>
+            <w:vAlign w:val="center"/>
+            <w:hideMark/>
+          </w:tcPr>
+          <w:p>
+            <w:pPr>
+              <w:spacing w:after="0" w:line="240" w:lineRule="auto"/>
+              <w:jc w:val="center"/>
               <w:rPr>
                 <w:b/>
                 <w:bCs/>
@@ -2227,77 +2142,42 @@
         </w:tc>
         <w:tc>
           <w:tcPr>
-            <w:tcW w:w="1115" w:type="dxa"/>
+            <w:tcW w:w="973" w:type="dxa"/>
             <w:tcBorders>
               <w:top w:val="thinThickSmallGap" w:sz="24" w:space="0" w:color="auto"/>
               <w:left w:val="thinThickSmallGap" w:sz="24" w:space="0" w:color="auto"/>
               <w:bottom w:val="single" w:sz="4" w:space="0" w:color="auto"/>
               <w:right w:val="thinThickSmallGap" w:sz="24" w:space="0" w:color="auto"/>
             </w:tcBorders>
-            <w:hideMark/>
-          </w:tcPr>
-          <w:p>
-            <w:pPr>
-              <w:spacing w:after="0" w:line="240" w:lineRule="auto"/>
-              <w:rPr>
-                <w:b/>
-                <w:bCs/>
-                <w:sz w:val="24"/>
-                <w:szCs w:val="24"/>
-                <w:highlight w:val="red"/>
-                <w:rtl/>
-                <w:lang w:bidi="ar-EG"/>
-              </w:rPr>
-            </w:pPr>
-            <w:r>
-              <w:rPr>
-                <w:b/>
-                <w:bCs/>
-                <w:sz w:val="24"/>
-                <w:szCs w:val="24"/>
-                <w:highlight w:val="red"/>
-                <w:rtl/>
-                <w:lang w:bidi="ar-EG"/>
-              </w:rPr>
-              <w:t>.......</w:t>
-            </w:r>
-          </w:p>
-        </w:tc>
-        <w:tc>
-          <w:tcPr>
-            <w:tcW w:w="973" w:type="dxa"/>
-            <w:tcBorders>
-              <w:top w:val="thinThickSmallGap" w:sz="24" w:space="0" w:color="auto"/>
-              <w:left w:val="thinThickSmallGap" w:sz="24" w:space="0" w:color="auto"/>
-              <w:bottom w:val="single" w:sz="4" w:space="0" w:color="auto"/>
-              <w:right w:val="thinThickSmallGap" w:sz="24" w:space="0" w:color="auto"/>
-            </w:tcBorders>
-            <w:hideMark/>
-          </w:tcPr>
-          <w:p>
-            <w:pPr>
-              <w:spacing w:after="0" w:line="240" w:lineRule="auto"/>
-              <w:rPr>
-                <w:b/>
-                <w:bCs/>
-                <w:sz w:val="24"/>
-                <w:szCs w:val="24"/>
-                <w:highlight w:val="red"/>
-                <w:rtl/>
-                <w:lang w:bidi="ar-EG"/>
-              </w:rPr>
-            </w:pPr>
-            <w:r>
-              <w:rPr>
-                <w:b/>
-                <w:bCs/>
-                <w:sz w:val="24"/>
-                <w:szCs w:val="24"/>
-                <w:highlight w:val="red"/>
-                <w:rtl/>
-                <w:lang w:bidi="ar-EG"/>
-              </w:rPr>
-              <w:t>......</w:t>
+            <w:vAlign w:val="center"/>
+            <w:hideMark/>
+          </w:tcPr>
+          <w:p>
+            <w:pPr>
+              <w:spacing w:after="0" w:line="240" w:lineRule="auto"/>
+              <w:jc w:val="center"/>
+              <w:rPr>
+                <w:b/>
+                <w:bCs/>
+                <w:sz w:val="24"/>
+                <w:szCs w:val="24"/>
+                <w:highlight w:val="red"/>
+                <w:rtl/>
+                <w:lang w:bidi="ar-EG"/>
+              </w:rPr>
+            </w:pPr>
+            <w:r>
+              <w:rPr>
+                <w:rFonts w:hint="cs"/>
+                <w:b/>
+                <w:bCs/>
+                <w:sz w:val="24"/>
+                <w:szCs w:val="24"/>
+                <w:highlight w:val="red"/>
+                <w:rtl/>
+                <w:lang w:bidi="ar-EG"/>
+              </w:rPr>
+              <w:t>بديل 1</w:t>
             </w:r>
           </w:p>
         </w:tc>
@@ -2366,6 +2246,7 @@
               <w:bottom w:val="thinThickSmallGap" w:sz="24" w:space="0" w:color="auto"/>
               <w:right w:val="thinThickSmallGap" w:sz="24" w:space="0" w:color="auto"/>
             </w:tcBorders>
+            <w:vAlign w:val="center"/>
             <w:hideMark/>
           </w:tcPr>
           <w:p>
@@ -2405,6 +2286,7 @@
               <w:bottom w:val="thinThickSmallGap" w:sz="24" w:space="0" w:color="auto"/>
               <w:right w:val="thinThickSmallGap" w:sz="24" w:space="0" w:color="auto"/>
             </w:tcBorders>
+            <w:vAlign w:val="center"/>
             <w:hideMark/>
           </w:tcPr>
           <w:p>
@@ -2444,6 +2326,7 @@
               <w:bottom w:val="thinThickSmallGap" w:sz="24" w:space="0" w:color="auto"/>
               <w:right w:val="thinThickSmallGap" w:sz="24" w:space="0" w:color="auto"/>
             </w:tcBorders>
+            <w:vAlign w:val="center"/>
             <w:hideMark/>
           </w:tcPr>
           <w:p>
@@ -2483,6 +2366,7 @@
               <w:bottom w:val="thinThickSmallGap" w:sz="24" w:space="0" w:color="auto"/>
               <w:right w:val="thinThickSmallGap" w:sz="24" w:space="0" w:color="auto"/>
             </w:tcBorders>
+            <w:vAlign w:val="center"/>
             <w:hideMark/>
           </w:tcPr>
           <w:p>
@@ -2522,6 +2406,7 @@
               <w:bottom w:val="thinThickSmallGap" w:sz="24" w:space="0" w:color="auto"/>
               <w:right w:val="thinThickSmallGap" w:sz="24" w:space="0" w:color="auto"/>
             </w:tcBorders>
+            <w:vAlign w:val="center"/>
             <w:hideMark/>
           </w:tcPr>
           <w:p>
@@ -2612,18 +2497,20 @@
         </w:tc>
         <w:tc>
           <w:tcPr>
-            <w:tcW w:w="1115" w:type="dxa"/>
+            <w:tcW w:w="2230" w:type="dxa"/>
             <w:tcBorders>
               <w:top w:val="thinThickSmallGap" w:sz="24" w:space="0" w:color="auto"/>
               <w:left w:val="thinThickSmallGap" w:sz="24" w:space="0" w:color="auto"/>
               <w:bottom w:val="single" w:sz="4" w:space="0" w:color="auto"/>
               <w:right w:val="thinThickSmallGap" w:sz="24" w:space="0" w:color="auto"/>
             </w:tcBorders>
-            <w:hideMark/>
-          </w:tcPr>
-          <w:p>
-            <w:pPr>
-              <w:spacing w:after="0" w:line="240" w:lineRule="auto"/>
+            <w:vAlign w:val="center"/>
+            <w:hideMark/>
+          </w:tcPr>
+          <w:p>
+            <w:pPr>
+              <w:spacing w:after="0" w:line="240" w:lineRule="auto"/>
+              <w:jc w:val="center"/>
               <w:rPr>
                 <w:b/>
                 <w:bCs/>
@@ -2649,75 +2536,54 @@
         </w:tc>
         <w:tc>
           <w:tcPr>
-            <w:tcW w:w="1115" w:type="dxa"/>
+            <w:tcW w:w="973" w:type="dxa"/>
             <w:tcBorders>
               <w:top w:val="thinThickSmallGap" w:sz="24" w:space="0" w:color="auto"/>
               <w:left w:val="thinThickSmallGap" w:sz="24" w:space="0" w:color="auto"/>
               <w:bottom w:val="single" w:sz="4" w:space="0" w:color="auto"/>
               <w:right w:val="thinThickSmallGap" w:sz="24" w:space="0" w:color="auto"/>
             </w:tcBorders>
-            <w:hideMark/>
-          </w:tcPr>
-          <w:p>
-            <w:pPr>
-              <w:spacing w:after="0" w:line="240" w:lineRule="auto"/>
-              <w:rPr>
-                <w:b/>
-                <w:bCs/>
-                <w:sz w:val="24"/>
-                <w:szCs w:val="24"/>
-                <w:rtl/>
-                <w:lang w:bidi="ar-EG"/>
-              </w:rPr>
-            </w:pPr>
-            <w:r>
-              <w:rPr>
-                <w:b/>
-                <w:bCs/>
-                <w:sz w:val="24"/>
-                <w:szCs w:val="24"/>
-                <w:highlight w:val="red"/>
-                <w:rtl/>
-                <w:lang w:bidi="ar-EG"/>
-              </w:rPr>
-              <w:t>.......</w:t>
-            </w:r>
-          </w:p>
-        </w:tc>
-        <w:tc>
-          <w:tcPr>
-            <w:tcW w:w="973" w:type="dxa"/>
-            <w:tcBorders>
-              <w:top w:val="thinThickSmallGap" w:sz="24" w:space="0" w:color="auto"/>
-              <w:left w:val="thinThickSmallGap" w:sz="24" w:space="0" w:color="auto"/>
-              <w:bottom w:val="single" w:sz="4" w:space="0" w:color="auto"/>
-              <w:right w:val="thinThickSmallGap" w:sz="24" w:space="0" w:color="auto"/>
-            </w:tcBorders>
-            <w:hideMark/>
-          </w:tcPr>
-          <w:p>
-            <w:pPr>
-              <w:spacing w:after="0" w:line="240" w:lineRule="auto"/>
-              <w:rPr>
-                <w:b/>
-                <w:bCs/>
-                <w:sz w:val="24"/>
-                <w:szCs w:val="24"/>
-                <w:rtl/>
-                <w:lang w:bidi="ar-EG"/>
-              </w:rPr>
-            </w:pPr>
-            <w:r>
-              <w:rPr>
-                <w:b/>
-                <w:bCs/>
-                <w:sz w:val="24"/>
-                <w:szCs w:val="24"/>
-                <w:highlight w:val="red"/>
-                <w:rtl/>
-                <w:lang w:bidi="ar-EG"/>
-              </w:rPr>
-              <w:t>......</w:t>
+            <w:vAlign w:val="center"/>
+            <w:hideMark/>
+          </w:tcPr>
+          <w:p>
+            <w:pPr>
+              <w:spacing w:after="0" w:line="240" w:lineRule="auto"/>
+              <w:jc w:val="center"/>
+              <w:rPr>
+                <w:b/>
+                <w:bCs/>
+                <w:sz w:val="24"/>
+                <w:szCs w:val="24"/>
+                <w:rtl/>
+                <w:lang w:bidi="ar-EG"/>
+              </w:rPr>
+            </w:pPr>
+            <w:r>
+              <w:rPr>
+                <w:rFonts w:hint="cs"/>
+                <w:b/>
+                <w:bCs/>
+                <w:sz w:val="24"/>
+                <w:szCs w:val="24"/>
+                <w:highlight w:val="red"/>
+                <w:rtl/>
+                <w:lang w:bidi="ar-EG"/>
+              </w:rPr>
+              <w:t>بديل</w:t>
+            </w:r>
+            <w:r>
+              <w:rPr>
+                <w:rFonts w:hint="cs"/>
+                <w:b/>
+                <w:bCs/>
+                <w:sz w:val="24"/>
+                <w:szCs w:val="24"/>
+                <w:highlight w:val="red"/>
+                <w:rtl/>
+                <w:lang w:bidi="ar-EG"/>
+              </w:rPr>
+              <w:t xml:space="preserve"> 2</w:t>
             </w:r>
           </w:p>
         </w:tc>
@@ -2786,6 +2652,7 @@
               <w:bottom w:val="thinThickSmallGap" w:sz="24" w:space="0" w:color="auto"/>
               <w:right w:val="thinThickSmallGap" w:sz="24" w:space="0" w:color="auto"/>
             </w:tcBorders>
+            <w:vAlign w:val="center"/>
             <w:hideMark/>
           </w:tcPr>
           <w:p>
@@ -2825,6 +2692,7 @@
               <w:bottom w:val="thinThickSmallGap" w:sz="24" w:space="0" w:color="auto"/>
               <w:right w:val="thinThickSmallGap" w:sz="24" w:space="0" w:color="auto"/>
             </w:tcBorders>
+            <w:vAlign w:val="center"/>
             <w:hideMark/>
           </w:tcPr>
           <w:p>
@@ -2863,6 +2731,7 @@
               <w:bottom w:val="thinThickSmallGap" w:sz="24" w:space="0" w:color="auto"/>
               <w:right w:val="thinThickSmallGap" w:sz="24" w:space="0" w:color="auto"/>
             </w:tcBorders>
+            <w:vAlign w:val="center"/>
             <w:hideMark/>
           </w:tcPr>
           <w:p>
@@ -2901,6 +2770,7 @@
               <w:bottom w:val="thinThickSmallGap" w:sz="24" w:space="0" w:color="auto"/>
               <w:right w:val="thinThickSmallGap" w:sz="24" w:space="0" w:color="auto"/>
             </w:tcBorders>
+            <w:vAlign w:val="center"/>
             <w:hideMark/>
           </w:tcPr>
           <w:p>
@@ -2939,6 +2809,7 @@
               <w:bottom w:val="thinThickSmallGap" w:sz="24" w:space="0" w:color="auto"/>
               <w:right w:val="thinThickSmallGap" w:sz="24" w:space="0" w:color="auto"/>
             </w:tcBorders>
+            <w:vAlign w:val="center"/>
             <w:hideMark/>
           </w:tcPr>
           <w:p>
@@ -3028,18 +2899,20 @@
         </w:tc>
         <w:tc>
           <w:tcPr>
-            <w:tcW w:w="1115" w:type="dxa"/>
+            <w:tcW w:w="2230" w:type="dxa"/>
             <w:tcBorders>
               <w:top w:val="thinThickSmallGap" w:sz="24" w:space="0" w:color="auto"/>
               <w:left w:val="thinThickSmallGap" w:sz="24" w:space="0" w:color="auto"/>
               <w:bottom w:val="single" w:sz="4" w:space="0" w:color="auto"/>
               <w:right w:val="thinThickSmallGap" w:sz="24" w:space="0" w:color="auto"/>
             </w:tcBorders>
-            <w:hideMark/>
-          </w:tcPr>
-          <w:p>
-            <w:pPr>
-              <w:spacing w:after="0" w:line="240" w:lineRule="auto"/>
+            <w:vAlign w:val="center"/>
+            <w:hideMark/>
+          </w:tcPr>
+          <w:p>
+            <w:pPr>
+              <w:spacing w:after="0" w:line="240" w:lineRule="auto"/>
+              <w:jc w:val="center"/>
               <w:rPr>
                 <w:b/>
                 <w:bCs/>
@@ -3065,75 +2938,67 @@
         </w:tc>
         <w:tc>
           <w:tcPr>
-            <w:tcW w:w="1115" w:type="dxa"/>
+            <w:tcW w:w="973" w:type="dxa"/>
             <w:tcBorders>
               <w:top w:val="thinThickSmallGap" w:sz="24" w:space="0" w:color="auto"/>
               <w:left w:val="thinThickSmallGap" w:sz="24" w:space="0" w:color="auto"/>
               <w:bottom w:val="single" w:sz="4" w:space="0" w:color="auto"/>
               <w:right w:val="thinThickSmallGap" w:sz="24" w:space="0" w:color="auto"/>
             </w:tcBorders>
-            <w:hideMark/>
-          </w:tcPr>
-          <w:p>
-            <w:pPr>
-              <w:spacing w:after="0" w:line="240" w:lineRule="auto"/>
-              <w:rPr>
-                <w:b/>
-                <w:bCs/>
-                <w:sz w:val="24"/>
-                <w:szCs w:val="24"/>
-                <w:rtl/>
-                <w:lang w:bidi="ar-EG"/>
-              </w:rPr>
-            </w:pPr>
-            <w:r>
-              <w:rPr>
-                <w:b/>
-                <w:bCs/>
-                <w:sz w:val="24"/>
-                <w:szCs w:val="24"/>
-                <w:highlight w:val="red"/>
-                <w:rtl/>
-                <w:lang w:bidi="ar-EG"/>
-              </w:rPr>
-              <w:t>.......</w:t>
-            </w:r>
-          </w:p>
-        </w:tc>
-        <w:tc>
-          <w:tcPr>
-            <w:tcW w:w="973" w:type="dxa"/>
-            <w:tcBorders>
-              <w:top w:val="thinThickSmallGap" w:sz="24" w:space="0" w:color="auto"/>
-              <w:left w:val="thinThickSmallGap" w:sz="24" w:space="0" w:color="auto"/>
-              <w:bottom w:val="single" w:sz="4" w:space="0" w:color="auto"/>
-              <w:right w:val="thinThickSmallGap" w:sz="24" w:space="0" w:color="auto"/>
-            </w:tcBorders>
-            <w:hideMark/>
-          </w:tcPr>
-          <w:p>
-            <w:pPr>
-              <w:spacing w:after="0" w:line="240" w:lineRule="auto"/>
-              <w:rPr>
-                <w:b/>
-                <w:bCs/>
-                <w:sz w:val="24"/>
-                <w:szCs w:val="24"/>
-                <w:rtl/>
-                <w:lang w:bidi="ar-EG"/>
-              </w:rPr>
-            </w:pPr>
-            <w:r>
-              <w:rPr>
-                <w:b/>
-                <w:bCs/>
-                <w:sz w:val="24"/>
-                <w:szCs w:val="24"/>
-                <w:highlight w:val="red"/>
-                <w:rtl/>
-                <w:lang w:bidi="ar-EG"/>
-              </w:rPr>
-              <w:t>......</w:t>
+            <w:vAlign w:val="center"/>
+            <w:hideMark/>
+          </w:tcPr>
+          <w:p>
+            <w:pPr>
+              <w:spacing w:after="0" w:line="240" w:lineRule="auto"/>
+              <w:jc w:val="center"/>
+              <w:rPr>
+                <w:b/>
+                <w:bCs/>
+                <w:sz w:val="24"/>
+                <w:szCs w:val="24"/>
+                <w:rtl/>
+                <w:lang w:bidi="ar-EG"/>
+              </w:rPr>
+            </w:pPr>
+            <w:r>
+              <w:rPr>
+                <w:rFonts w:hint="cs"/>
+                <w:b/>
+                <w:bCs/>
+                <w:sz w:val="24"/>
+                <w:szCs w:val="24"/>
+                <w:highlight w:val="red"/>
+                <w:rtl/>
+                <w:lang w:bidi="ar-EG"/>
+              </w:rPr>
+              <w:t>بديل</w:t>
+            </w:r>
+            <w:r>
+              <w:rPr>
+                <w:rFonts w:hint="cs"/>
+                <w:b/>
+                <w:bCs/>
+                <w:sz w:val="24"/>
+                <w:szCs w:val="24"/>
+                <w:highlight w:val="red"/>
+                <w:rtl/>
+                <w:lang w:bidi="ar-EG"/>
+              </w:rPr>
+              <w:t xml:space="preserve"> 3</w:t>
+            </w:r>
+            <w:r>
+              <w:rPr>
+                <w:rFonts w:hint="cs"/>
+                <w:b/>
+                <w:bCs/>
+                <w:sz w:val="24"/>
+                <w:szCs w:val="24"/>
+                <w:highlight w:val="red"/>
+                <w:rtl/>
+                <w:lang w:bidi="ar-EG"/>
+              </w:rPr>
+              <w:t xml:space="preserve"> </w:t>
             </w:r>
           </w:p>
         </w:tc>
@@ -3202,6 +3067,7 @@
               <w:bottom w:val="thinThickSmallGap" w:sz="24" w:space="0" w:color="auto"/>
               <w:right w:val="thinThickSmallGap" w:sz="24" w:space="0" w:color="auto"/>
             </w:tcBorders>
+            <w:vAlign w:val="center"/>
             <w:hideMark/>
           </w:tcPr>
           <w:p>
@@ -3241,6 +3107,7 @@
               <w:bottom w:val="thinThickSmallGap" w:sz="24" w:space="0" w:color="auto"/>
               <w:right w:val="thinThickSmallGap" w:sz="24" w:space="0" w:color="auto"/>
             </w:tcBorders>
+            <w:vAlign w:val="center"/>
             <w:hideMark/>
           </w:tcPr>
           <w:p>
@@ -3279,6 +3146,7 @@
               <w:bottom w:val="thinThickSmallGap" w:sz="24" w:space="0" w:color="auto"/>
               <w:right w:val="thinThickSmallGap" w:sz="24" w:space="0" w:color="auto"/>
             </w:tcBorders>
+            <w:vAlign w:val="center"/>
             <w:hideMark/>
           </w:tcPr>
           <w:p>
@@ -3317,6 +3185,7 @@
               <w:bottom w:val="thinThickSmallGap" w:sz="24" w:space="0" w:color="auto"/>
               <w:right w:val="thinThickSmallGap" w:sz="24" w:space="0" w:color="auto"/>
             </w:tcBorders>
+            <w:vAlign w:val="center"/>
             <w:hideMark/>
           </w:tcPr>
           <w:p>
@@ -3355,6 +3224,7 @@
               <w:bottom w:val="thinThickSmallGap" w:sz="24" w:space="0" w:color="auto"/>
               <w:right w:val="thinThickSmallGap" w:sz="24" w:space="0" w:color="auto"/>
             </w:tcBorders>
+            <w:vAlign w:val="center"/>
             <w:hideMark/>
           </w:tcPr>
           <w:p>
@@ -3456,18 +3326,20 @@
         </w:tc>
         <w:tc>
           <w:tcPr>
-            <w:tcW w:w="1115" w:type="dxa"/>
+            <w:tcW w:w="2230" w:type="dxa"/>
             <w:tcBorders>
               <w:top w:val="thinThickSmallGap" w:sz="24" w:space="0" w:color="auto"/>
               <w:left w:val="thinThickSmallGap" w:sz="24" w:space="0" w:color="auto"/>
               <w:bottom w:val="single" w:sz="4" w:space="0" w:color="auto"/>
               <w:right w:val="thinThickSmallGap" w:sz="24" w:space="0" w:color="auto"/>
             </w:tcBorders>
-            <w:hideMark/>
-          </w:tcPr>
-          <w:p>
-            <w:pPr>
-              <w:spacing w:after="0" w:line="240" w:lineRule="auto"/>
+            <w:vAlign w:val="center"/>
+            <w:hideMark/>
+          </w:tcPr>
+          <w:p>
+            <w:pPr>
+              <w:spacing w:after="0" w:line="240" w:lineRule="auto"/>
+              <w:jc w:val="center"/>
               <w:rPr>
                 <w:b/>
                 <w:bCs/>
@@ -3493,75 +3365,41 @@
         </w:tc>
         <w:tc>
           <w:tcPr>
-            <w:tcW w:w="1115" w:type="dxa"/>
+            <w:tcW w:w="973" w:type="dxa"/>
             <w:tcBorders>
               <w:top w:val="thinThickSmallGap" w:sz="24" w:space="0" w:color="auto"/>
               <w:left w:val="thinThickSmallGap" w:sz="24" w:space="0" w:color="auto"/>
               <w:bottom w:val="single" w:sz="4" w:space="0" w:color="auto"/>
               <w:right w:val="thinThickSmallGap" w:sz="24" w:space="0" w:color="auto"/>
             </w:tcBorders>
-            <w:hideMark/>
-          </w:tcPr>
-          <w:p>
-            <w:pPr>
-              <w:spacing w:after="0" w:line="240" w:lineRule="auto"/>
-              <w:rPr>
-                <w:b/>
-                <w:bCs/>
-                <w:sz w:val="24"/>
-                <w:szCs w:val="24"/>
-                <w:rtl/>
-                <w:lang w:bidi="ar-EG"/>
-              </w:rPr>
-            </w:pPr>
-            <w:r>
-              <w:rPr>
-                <w:b/>
-                <w:bCs/>
-                <w:sz w:val="24"/>
-                <w:szCs w:val="24"/>
-                <w:highlight w:val="red"/>
-                <w:rtl/>
-                <w:lang w:bidi="ar-EG"/>
-              </w:rPr>
-              <w:t>.......</w:t>
-            </w:r>
-          </w:p>
-        </w:tc>
-        <w:tc>
-          <w:tcPr>
-            <w:tcW w:w="973" w:type="dxa"/>
-            <w:tcBorders>
-              <w:top w:val="thinThickSmallGap" w:sz="24" w:space="0" w:color="auto"/>
-              <w:left w:val="thinThickSmallGap" w:sz="24" w:space="0" w:color="auto"/>
-              <w:bottom w:val="single" w:sz="4" w:space="0" w:color="auto"/>
-              <w:right w:val="thinThickSmallGap" w:sz="24" w:space="0" w:color="auto"/>
-            </w:tcBorders>
-            <w:hideMark/>
-          </w:tcPr>
-          <w:p>
-            <w:pPr>
-              <w:spacing w:after="0" w:line="240" w:lineRule="auto"/>
-              <w:rPr>
-                <w:b/>
-                <w:bCs/>
-                <w:sz w:val="24"/>
-                <w:szCs w:val="24"/>
-                <w:rtl/>
-                <w:lang w:bidi="ar-EG"/>
-              </w:rPr>
-            </w:pPr>
-            <w:r>
-              <w:rPr>
-                <w:b/>
-                <w:bCs/>
-                <w:sz w:val="24"/>
-                <w:szCs w:val="24"/>
-                <w:highlight w:val="red"/>
-                <w:rtl/>
-                <w:lang w:bidi="ar-EG"/>
-              </w:rPr>
-              <w:t>......</w:t>
+            <w:vAlign w:val="center"/>
+            <w:hideMark/>
+          </w:tcPr>
+          <w:p>
+            <w:pPr>
+              <w:spacing w:after="0" w:line="240" w:lineRule="auto"/>
+              <w:jc w:val="center"/>
+              <w:rPr>
+                <w:b/>
+                <w:bCs/>
+                <w:sz w:val="24"/>
+                <w:szCs w:val="24"/>
+                <w:rtl/>
+                <w:lang w:bidi="ar-EG"/>
+              </w:rPr>
+            </w:pPr>
+            <w:r>
+              <w:rPr>
+                <w:rFonts w:hint="cs"/>
+                <w:b/>
+                <w:bCs/>
+                <w:sz w:val="24"/>
+                <w:szCs w:val="24"/>
+                <w:highlight w:val="red"/>
+                <w:rtl/>
+                <w:lang w:bidi="ar-EG"/>
+              </w:rPr>
+              <w:t>أساسي</w:t>
             </w:r>
           </w:p>
         </w:tc>
@@ -3591,17 +3429,6 @@
                 <w:lang w:bidi="ar-EG"/>
               </w:rPr>
             </w:pPr>
-            <w:r>
-              <w:rPr>
-                <w:b/>
-                <w:bCs/>
-                <w:sz w:val="24"/>
-                <w:szCs w:val="24"/>
-                <w:rtl/>
-                <w:lang w:bidi="ar-EG"/>
-              </w:rPr>
-              <w:t>.......</w:t>
-            </w:r>
           </w:p>
         </w:tc>
         <w:tc>
@@ -3640,6 +3467,7 @@
               <w:bottom w:val="thinThickSmallGap" w:sz="24" w:space="0" w:color="auto"/>
               <w:right w:val="thinThickSmallGap" w:sz="24" w:space="0" w:color="auto"/>
             </w:tcBorders>
+            <w:vAlign w:val="center"/>
             <w:hideMark/>
           </w:tcPr>
           <w:p>
@@ -3679,6 +3507,7 @@
               <w:bottom w:val="thinThickSmallGap" w:sz="24" w:space="0" w:color="auto"/>
               <w:right w:val="thinThickSmallGap" w:sz="24" w:space="0" w:color="auto"/>
             </w:tcBorders>
+            <w:vAlign w:val="center"/>
             <w:hideMark/>
           </w:tcPr>
           <w:p>
@@ -3717,6 +3546,7 @@
               <w:bottom w:val="thinThickSmallGap" w:sz="24" w:space="0" w:color="auto"/>
               <w:right w:val="thinThickSmallGap" w:sz="24" w:space="0" w:color="auto"/>
             </w:tcBorders>
+            <w:vAlign w:val="center"/>
             <w:hideMark/>
           </w:tcPr>
           <w:p>
@@ -3755,6 +3585,7 @@
               <w:bottom w:val="thinThickSmallGap" w:sz="24" w:space="0" w:color="auto"/>
               <w:right w:val="thinThickSmallGap" w:sz="24" w:space="0" w:color="auto"/>
             </w:tcBorders>
+            <w:vAlign w:val="center"/>
             <w:hideMark/>
           </w:tcPr>
           <w:p>
@@ -3793,6 +3624,7 @@
               <w:bottom w:val="thinThickSmallGap" w:sz="24" w:space="0" w:color="auto"/>
               <w:right w:val="thinThickSmallGap" w:sz="24" w:space="0" w:color="auto"/>
             </w:tcBorders>
+            <w:vAlign w:val="center"/>
             <w:hideMark/>
           </w:tcPr>
           <w:p>
@@ -3882,18 +3714,20 @@
         </w:tc>
         <w:tc>
           <w:tcPr>
-            <w:tcW w:w="1115" w:type="dxa"/>
+            <w:tcW w:w="2230" w:type="dxa"/>
             <w:tcBorders>
               <w:top w:val="thinThickSmallGap" w:sz="24" w:space="0" w:color="auto"/>
               <w:left w:val="thinThickSmallGap" w:sz="24" w:space="0" w:color="auto"/>
               <w:bottom w:val="single" w:sz="4" w:space="0" w:color="auto"/>
               <w:right w:val="thinThickSmallGap" w:sz="24" w:space="0" w:color="auto"/>
             </w:tcBorders>
-            <w:hideMark/>
-          </w:tcPr>
-          <w:p>
-            <w:pPr>
-              <w:spacing w:after="0" w:line="240" w:lineRule="auto"/>
+            <w:vAlign w:val="center"/>
+            <w:hideMark/>
+          </w:tcPr>
+          <w:p>
+            <w:pPr>
+              <w:spacing w:after="0" w:line="240" w:lineRule="auto"/>
+              <w:jc w:val="center"/>
               <w:rPr>
                 <w:b/>
                 <w:bCs/>
@@ -3919,75 +3753,41 @@
         </w:tc>
         <w:tc>
           <w:tcPr>
-            <w:tcW w:w="1115" w:type="dxa"/>
+            <w:tcW w:w="973" w:type="dxa"/>
             <w:tcBorders>
               <w:top w:val="thinThickSmallGap" w:sz="24" w:space="0" w:color="auto"/>
               <w:left w:val="thinThickSmallGap" w:sz="24" w:space="0" w:color="auto"/>
               <w:bottom w:val="single" w:sz="4" w:space="0" w:color="auto"/>
               <w:right w:val="thinThickSmallGap" w:sz="24" w:space="0" w:color="auto"/>
             </w:tcBorders>
-            <w:hideMark/>
-          </w:tcPr>
-          <w:p>
-            <w:pPr>
-              <w:spacing w:after="0" w:line="240" w:lineRule="auto"/>
-              <w:rPr>
-                <w:b/>
-                <w:bCs/>
-                <w:sz w:val="24"/>
-                <w:szCs w:val="24"/>
-                <w:rtl/>
-                <w:lang w:bidi="ar-EG"/>
-              </w:rPr>
-            </w:pPr>
-            <w:r>
-              <w:rPr>
-                <w:b/>
-                <w:bCs/>
-                <w:sz w:val="24"/>
-                <w:szCs w:val="24"/>
-                <w:highlight w:val="red"/>
-                <w:rtl/>
-                <w:lang w:bidi="ar-EG"/>
-              </w:rPr>
-              <w:t>.......</w:t>
-            </w:r>
-          </w:p>
-        </w:tc>
-        <w:tc>
-          <w:tcPr>
-            <w:tcW w:w="973" w:type="dxa"/>
-            <w:tcBorders>
-              <w:top w:val="thinThickSmallGap" w:sz="24" w:space="0" w:color="auto"/>
-              <w:left w:val="thinThickSmallGap" w:sz="24" w:space="0" w:color="auto"/>
-              <w:bottom w:val="single" w:sz="4" w:space="0" w:color="auto"/>
-              <w:right w:val="thinThickSmallGap" w:sz="24" w:space="0" w:color="auto"/>
-            </w:tcBorders>
-            <w:hideMark/>
-          </w:tcPr>
-          <w:p>
-            <w:pPr>
-              <w:spacing w:after="0" w:line="240" w:lineRule="auto"/>
-              <w:rPr>
-                <w:b/>
-                <w:bCs/>
-                <w:sz w:val="24"/>
-                <w:szCs w:val="24"/>
-                <w:rtl/>
-                <w:lang w:bidi="ar-EG"/>
-              </w:rPr>
-            </w:pPr>
-            <w:r>
-              <w:rPr>
-                <w:b/>
-                <w:bCs/>
-                <w:sz w:val="24"/>
-                <w:szCs w:val="24"/>
-                <w:highlight w:val="red"/>
-                <w:rtl/>
-                <w:lang w:bidi="ar-EG"/>
-              </w:rPr>
-              <w:t>......</w:t>
+            <w:vAlign w:val="center"/>
+            <w:hideMark/>
+          </w:tcPr>
+          <w:p>
+            <w:pPr>
+              <w:spacing w:after="0" w:line="240" w:lineRule="auto"/>
+              <w:jc w:val="center"/>
+              <w:rPr>
+                <w:b/>
+                <w:bCs/>
+                <w:sz w:val="24"/>
+                <w:szCs w:val="24"/>
+                <w:rtl/>
+                <w:lang w:bidi="ar-EG"/>
+              </w:rPr>
+            </w:pPr>
+            <w:r>
+              <w:rPr>
+                <w:rFonts w:hint="cs"/>
+                <w:b/>
+                <w:bCs/>
+                <w:sz w:val="24"/>
+                <w:szCs w:val="24"/>
+                <w:highlight w:val="red"/>
+                <w:rtl/>
+                <w:lang w:bidi="ar-EG"/>
+              </w:rPr>
+              <w:t>بديل 1</w:t>
             </w:r>
           </w:p>
         </w:tc>
@@ -4054,6 +3854,7 @@
               <w:bottom w:val="thinThickSmallGap" w:sz="24" w:space="0" w:color="auto"/>
               <w:right w:val="thinThickSmallGap" w:sz="24" w:space="0" w:color="auto"/>
             </w:tcBorders>
+            <w:vAlign w:val="center"/>
             <w:hideMark/>
           </w:tcPr>
           <w:p>
@@ -4093,6 +3894,7 @@
               <w:bottom w:val="thinThickSmallGap" w:sz="24" w:space="0" w:color="auto"/>
               <w:right w:val="thinThickSmallGap" w:sz="24" w:space="0" w:color="auto"/>
             </w:tcBorders>
+            <w:vAlign w:val="center"/>
             <w:hideMark/>
           </w:tcPr>
           <w:p>
@@ -4131,6 +3933,7 @@
               <w:bottom w:val="thinThickSmallGap" w:sz="24" w:space="0" w:color="auto"/>
               <w:right w:val="thinThickSmallGap" w:sz="24" w:space="0" w:color="auto"/>
             </w:tcBorders>
+            <w:vAlign w:val="center"/>
             <w:hideMark/>
           </w:tcPr>
           <w:p>
@@ -4169,6 +3972,7 @@
               <w:bottom w:val="thinThickSmallGap" w:sz="24" w:space="0" w:color="auto"/>
               <w:right w:val="thinThickSmallGap" w:sz="24" w:space="0" w:color="auto"/>
             </w:tcBorders>
+            <w:vAlign w:val="center"/>
             <w:hideMark/>
           </w:tcPr>
           <w:p>
@@ -4207,6 +4011,7 @@
               <w:bottom w:val="thinThickSmallGap" w:sz="24" w:space="0" w:color="auto"/>
               <w:right w:val="thinThickSmallGap" w:sz="24" w:space="0" w:color="auto"/>
             </w:tcBorders>
+            <w:vAlign w:val="center"/>
             <w:hideMark/>
           </w:tcPr>
           <w:p>
@@ -4296,18 +4101,20 @@
         </w:tc>
         <w:tc>
           <w:tcPr>
-            <w:tcW w:w="1115" w:type="dxa"/>
+            <w:tcW w:w="2230" w:type="dxa"/>
             <w:tcBorders>
               <w:top w:val="thinThickSmallGap" w:sz="24" w:space="0" w:color="auto"/>
               <w:left w:val="thinThickSmallGap" w:sz="24" w:space="0" w:color="auto"/>
               <w:bottom w:val="single" w:sz="4" w:space="0" w:color="auto"/>
               <w:right w:val="thinThickSmallGap" w:sz="24" w:space="0" w:color="auto"/>
             </w:tcBorders>
-            <w:hideMark/>
-          </w:tcPr>
-          <w:p>
-            <w:pPr>
-              <w:spacing w:after="0" w:line="240" w:lineRule="auto"/>
+            <w:vAlign w:val="center"/>
+            <w:hideMark/>
+          </w:tcPr>
+          <w:p>
+            <w:pPr>
+              <w:spacing w:after="0" w:line="240" w:lineRule="auto"/>
+              <w:jc w:val="center"/>
               <w:rPr>
                 <w:b/>
                 <w:bCs/>
@@ -4333,75 +4140,41 @@
         </w:tc>
         <w:tc>
           <w:tcPr>
-            <w:tcW w:w="1115" w:type="dxa"/>
+            <w:tcW w:w="973" w:type="dxa"/>
             <w:tcBorders>
               <w:top w:val="thinThickSmallGap" w:sz="24" w:space="0" w:color="auto"/>
               <w:left w:val="thinThickSmallGap" w:sz="24" w:space="0" w:color="auto"/>
               <w:bottom w:val="single" w:sz="4" w:space="0" w:color="auto"/>
               <w:right w:val="thinThickSmallGap" w:sz="24" w:space="0" w:color="auto"/>
             </w:tcBorders>
-            <w:hideMark/>
-          </w:tcPr>
-          <w:p>
-            <w:pPr>
-              <w:spacing w:after="0" w:line="240" w:lineRule="auto"/>
-              <w:rPr>
-                <w:b/>
-                <w:bCs/>
-                <w:sz w:val="24"/>
-                <w:szCs w:val="24"/>
-                <w:rtl/>
-                <w:lang w:bidi="ar-EG"/>
-              </w:rPr>
-            </w:pPr>
-            <w:r>
-              <w:rPr>
-                <w:b/>
-                <w:bCs/>
-                <w:sz w:val="24"/>
-                <w:szCs w:val="24"/>
-                <w:highlight w:val="red"/>
-                <w:rtl/>
-                <w:lang w:bidi="ar-EG"/>
-              </w:rPr>
-              <w:t>.......</w:t>
-            </w:r>
-          </w:p>
-        </w:tc>
-        <w:tc>
-          <w:tcPr>
-            <w:tcW w:w="973" w:type="dxa"/>
-            <w:tcBorders>
-              <w:top w:val="thinThickSmallGap" w:sz="24" w:space="0" w:color="auto"/>
-              <w:left w:val="thinThickSmallGap" w:sz="24" w:space="0" w:color="auto"/>
-              <w:bottom w:val="single" w:sz="4" w:space="0" w:color="auto"/>
-              <w:right w:val="thinThickSmallGap" w:sz="24" w:space="0" w:color="auto"/>
-            </w:tcBorders>
-            <w:hideMark/>
-          </w:tcPr>
-          <w:p>
-            <w:pPr>
-              <w:spacing w:after="0" w:line="240" w:lineRule="auto"/>
-              <w:rPr>
-                <w:b/>
-                <w:bCs/>
-                <w:sz w:val="24"/>
-                <w:szCs w:val="24"/>
-                <w:rtl/>
-                <w:lang w:bidi="ar-EG"/>
-              </w:rPr>
-            </w:pPr>
-            <w:r>
-              <w:rPr>
-                <w:b/>
-                <w:bCs/>
-                <w:sz w:val="24"/>
-                <w:szCs w:val="24"/>
-                <w:highlight w:val="red"/>
-                <w:rtl/>
-                <w:lang w:bidi="ar-EG"/>
-              </w:rPr>
-              <w:t>......</w:t>
+            <w:vAlign w:val="center"/>
+            <w:hideMark/>
+          </w:tcPr>
+          <w:p>
+            <w:pPr>
+              <w:spacing w:after="0" w:line="240" w:lineRule="auto"/>
+              <w:jc w:val="center"/>
+              <w:rPr>
+                <w:b/>
+                <w:bCs/>
+                <w:sz w:val="24"/>
+                <w:szCs w:val="24"/>
+                <w:rtl/>
+                <w:lang w:bidi="ar-EG"/>
+              </w:rPr>
+            </w:pPr>
+            <w:r>
+              <w:rPr>
+                <w:rFonts w:hint="cs"/>
+                <w:b/>
+                <w:bCs/>
+                <w:sz w:val="24"/>
+                <w:szCs w:val="24"/>
+                <w:highlight w:val="red"/>
+                <w:rtl/>
+                <w:lang w:bidi="ar-EG"/>
+              </w:rPr>
+              <w:t>بديل 2</w:t>
             </w:r>
           </w:p>
         </w:tc>
@@ -4468,6 +4241,7 @@
               <w:bottom w:val="thinThickSmallGap" w:sz="24" w:space="0" w:color="auto"/>
               <w:right w:val="thinThickSmallGap" w:sz="24" w:space="0" w:color="auto"/>
             </w:tcBorders>
+            <w:vAlign w:val="center"/>
             <w:hideMark/>
           </w:tcPr>
           <w:p>
@@ -4507,6 +4281,7 @@
               <w:bottom w:val="thinThickSmallGap" w:sz="24" w:space="0" w:color="auto"/>
               <w:right w:val="thinThickSmallGap" w:sz="24" w:space="0" w:color="auto"/>
             </w:tcBorders>
+            <w:vAlign w:val="center"/>
             <w:hideMark/>
           </w:tcPr>
           <w:p>
@@ -4545,6 +4320,7 @@
               <w:bottom w:val="thinThickSmallGap" w:sz="24" w:space="0" w:color="auto"/>
               <w:right w:val="thinThickSmallGap" w:sz="24" w:space="0" w:color="auto"/>
             </w:tcBorders>
+            <w:vAlign w:val="center"/>
             <w:hideMark/>
           </w:tcPr>
           <w:p>
@@ -4583,6 +4359,7 @@
               <w:bottom w:val="thinThickSmallGap" w:sz="24" w:space="0" w:color="auto"/>
               <w:right w:val="thinThickSmallGap" w:sz="24" w:space="0" w:color="auto"/>
             </w:tcBorders>
+            <w:vAlign w:val="center"/>
             <w:hideMark/>
           </w:tcPr>
           <w:p>
@@ -4621,6 +4398,7 @@
               <w:bottom w:val="thinThickSmallGap" w:sz="24" w:space="0" w:color="auto"/>
               <w:right w:val="thinThickSmallGap" w:sz="24" w:space="0" w:color="auto"/>
             </w:tcBorders>
+            <w:vAlign w:val="center"/>
             <w:hideMark/>
           </w:tcPr>
           <w:p>
@@ -4710,18 +4488,20 @@
         </w:tc>
         <w:tc>
           <w:tcPr>
-            <w:tcW w:w="1115" w:type="dxa"/>
+            <w:tcW w:w="2230" w:type="dxa"/>
             <w:tcBorders>
               <w:top w:val="thinThickSmallGap" w:sz="24" w:space="0" w:color="auto"/>
               <w:left w:val="thinThickSmallGap" w:sz="24" w:space="0" w:color="auto"/>
               <w:bottom w:val="single" w:sz="4" w:space="0" w:color="auto"/>
               <w:right w:val="thinThickSmallGap" w:sz="24" w:space="0" w:color="auto"/>
             </w:tcBorders>
-            <w:hideMark/>
-          </w:tcPr>
-          <w:p>
-            <w:pPr>
-              <w:spacing w:after="0" w:line="240" w:lineRule="auto"/>
+            <w:vAlign w:val="center"/>
+            <w:hideMark/>
+          </w:tcPr>
+          <w:p>
+            <w:pPr>
+              <w:spacing w:after="0" w:line="240" w:lineRule="auto"/>
+              <w:jc w:val="center"/>
               <w:rPr>
                 <w:b/>
                 <w:bCs/>
@@ -4747,75 +4527,41 @@
         </w:tc>
         <w:tc>
           <w:tcPr>
-            <w:tcW w:w="1115" w:type="dxa"/>
+            <w:tcW w:w="973" w:type="dxa"/>
             <w:tcBorders>
               <w:top w:val="thinThickSmallGap" w:sz="24" w:space="0" w:color="auto"/>
               <w:left w:val="thinThickSmallGap" w:sz="24" w:space="0" w:color="auto"/>
               <w:bottom w:val="single" w:sz="4" w:space="0" w:color="auto"/>
               <w:right w:val="thinThickSmallGap" w:sz="24" w:space="0" w:color="auto"/>
             </w:tcBorders>
-            <w:hideMark/>
-          </w:tcPr>
-          <w:p>
-            <w:pPr>
-              <w:spacing w:after="0" w:line="240" w:lineRule="auto"/>
-              <w:rPr>
-                <w:b/>
-                <w:bCs/>
-                <w:sz w:val="24"/>
-                <w:szCs w:val="24"/>
-                <w:rtl/>
-                <w:lang w:bidi="ar-EG"/>
-              </w:rPr>
-            </w:pPr>
-            <w:r>
-              <w:rPr>
-                <w:b/>
-                <w:bCs/>
-                <w:sz w:val="24"/>
-                <w:szCs w:val="24"/>
-                <w:highlight w:val="red"/>
-                <w:rtl/>
-                <w:lang w:bidi="ar-EG"/>
-              </w:rPr>
-              <w:t>.......</w:t>
-            </w:r>
-          </w:p>
-        </w:tc>
-        <w:tc>
-          <w:tcPr>
-            <w:tcW w:w="973" w:type="dxa"/>
-            <w:tcBorders>
-              <w:top w:val="thinThickSmallGap" w:sz="24" w:space="0" w:color="auto"/>
-              <w:left w:val="thinThickSmallGap" w:sz="24" w:space="0" w:color="auto"/>
-              <w:bottom w:val="single" w:sz="4" w:space="0" w:color="auto"/>
-              <w:right w:val="thinThickSmallGap" w:sz="24" w:space="0" w:color="auto"/>
-            </w:tcBorders>
-            <w:hideMark/>
-          </w:tcPr>
-          <w:p>
-            <w:pPr>
-              <w:spacing w:after="0" w:line="240" w:lineRule="auto"/>
-              <w:rPr>
-                <w:b/>
-                <w:bCs/>
-                <w:sz w:val="24"/>
-                <w:szCs w:val="24"/>
-                <w:rtl/>
-                <w:lang w:bidi="ar-EG"/>
-              </w:rPr>
-            </w:pPr>
-            <w:r>
-              <w:rPr>
-                <w:b/>
-                <w:bCs/>
-                <w:sz w:val="24"/>
-                <w:szCs w:val="24"/>
-                <w:highlight w:val="red"/>
-                <w:rtl/>
-                <w:lang w:bidi="ar-EG"/>
-              </w:rPr>
-              <w:t>......</w:t>
+            <w:vAlign w:val="center"/>
+            <w:hideMark/>
+          </w:tcPr>
+          <w:p>
+            <w:pPr>
+              <w:spacing w:after="0" w:line="240" w:lineRule="auto"/>
+              <w:jc w:val="center"/>
+              <w:rPr>
+                <w:b/>
+                <w:bCs/>
+                <w:sz w:val="24"/>
+                <w:szCs w:val="24"/>
+                <w:rtl/>
+                <w:lang w:bidi="ar-EG"/>
+              </w:rPr>
+            </w:pPr>
+            <w:r>
+              <w:rPr>
+                <w:rFonts w:hint="cs"/>
+                <w:b/>
+                <w:bCs/>
+                <w:sz w:val="24"/>
+                <w:szCs w:val="24"/>
+                <w:highlight w:val="red"/>
+                <w:rtl/>
+                <w:lang w:bidi="ar-EG"/>
+              </w:rPr>
+              <w:t xml:space="preserve">بديل 3 </w:t>
             </w:r>
           </w:p>
         </w:tc>
@@ -4882,6 +4628,7 @@
               <w:bottom w:val="thinThickSmallGap" w:sz="24" w:space="0" w:color="auto"/>
               <w:right w:val="thinThickSmallGap" w:sz="24" w:space="0" w:color="auto"/>
             </w:tcBorders>
+            <w:vAlign w:val="center"/>
             <w:hideMark/>
           </w:tcPr>
           <w:p>
@@ -4921,6 +4668,7 @@
               <w:bottom w:val="thinThickSmallGap" w:sz="24" w:space="0" w:color="auto"/>
               <w:right w:val="thinThickSmallGap" w:sz="24" w:space="0" w:color="auto"/>
             </w:tcBorders>
+            <w:vAlign w:val="center"/>
             <w:hideMark/>
           </w:tcPr>
           <w:p>
@@ -4959,6 +4707,7 @@
               <w:bottom w:val="thinThickSmallGap" w:sz="24" w:space="0" w:color="auto"/>
               <w:right w:val="thinThickSmallGap" w:sz="24" w:space="0" w:color="auto"/>
             </w:tcBorders>
+            <w:vAlign w:val="center"/>
             <w:hideMark/>
           </w:tcPr>
           <w:p>
@@ -4997,6 +4746,7 @@
               <w:bottom w:val="thinThickSmallGap" w:sz="24" w:space="0" w:color="auto"/>
               <w:right w:val="thinThickSmallGap" w:sz="24" w:space="0" w:color="auto"/>
             </w:tcBorders>
+            <w:vAlign w:val="center"/>
             <w:hideMark/>
           </w:tcPr>
           <w:p>
@@ -5035,6 +4785,7 @@
               <w:bottom w:val="thinThickSmallGap" w:sz="24" w:space="0" w:color="auto"/>
               <w:right w:val="thinThickSmallGap" w:sz="24" w:space="0" w:color="auto"/>
             </w:tcBorders>
+            <w:vAlign w:val="center"/>
             <w:hideMark/>
           </w:tcPr>
           <w:p>
@@ -5143,18 +4894,20 @@
         </w:tc>
         <w:tc>
           <w:tcPr>
-            <w:tcW w:w="1115" w:type="dxa"/>
+            <w:tcW w:w="2230" w:type="dxa"/>
             <w:tcBorders>
               <w:top w:val="thinThickSmallGap" w:sz="24" w:space="0" w:color="auto"/>
               <w:left w:val="thinThickSmallGap" w:sz="24" w:space="0" w:color="auto"/>
               <w:bottom w:val="single" w:sz="4" w:space="0" w:color="auto"/>
               <w:right w:val="thinThickSmallGap" w:sz="24" w:space="0" w:color="auto"/>
             </w:tcBorders>
-            <w:hideMark/>
-          </w:tcPr>
-          <w:p>
-            <w:pPr>
-              <w:spacing w:after="0" w:line="240" w:lineRule="auto"/>
+            <w:vAlign w:val="center"/>
+            <w:hideMark/>
+          </w:tcPr>
+          <w:p>
+            <w:pPr>
+              <w:spacing w:after="0" w:line="240" w:lineRule="auto"/>
+              <w:jc w:val="center"/>
               <w:rPr>
                 <w:b/>
                 <w:bCs/>
@@ -5180,75 +4933,41 @@
         </w:tc>
         <w:tc>
           <w:tcPr>
-            <w:tcW w:w="1115" w:type="dxa"/>
+            <w:tcW w:w="973" w:type="dxa"/>
             <w:tcBorders>
               <w:top w:val="thinThickSmallGap" w:sz="24" w:space="0" w:color="auto"/>
               <w:left w:val="thinThickSmallGap" w:sz="24" w:space="0" w:color="auto"/>
               <w:bottom w:val="single" w:sz="4" w:space="0" w:color="auto"/>
               <w:right w:val="thinThickSmallGap" w:sz="24" w:space="0" w:color="auto"/>
             </w:tcBorders>
-            <w:hideMark/>
-          </w:tcPr>
-          <w:p>
-            <w:pPr>
-              <w:spacing w:after="0" w:line="240" w:lineRule="auto"/>
-              <w:rPr>
-                <w:b/>
-                <w:bCs/>
-                <w:sz w:val="24"/>
-                <w:szCs w:val="24"/>
-                <w:rtl/>
-                <w:lang w:bidi="ar-EG"/>
-              </w:rPr>
-            </w:pPr>
-            <w:r>
-              <w:rPr>
-                <w:b/>
-                <w:bCs/>
-                <w:sz w:val="24"/>
-                <w:szCs w:val="24"/>
-                <w:highlight w:val="red"/>
-                <w:rtl/>
-                <w:lang w:bidi="ar-EG"/>
-              </w:rPr>
-              <w:t>.......</w:t>
-            </w:r>
-          </w:p>
-        </w:tc>
-        <w:tc>
-          <w:tcPr>
-            <w:tcW w:w="973" w:type="dxa"/>
-            <w:tcBorders>
-              <w:top w:val="thinThickSmallGap" w:sz="24" w:space="0" w:color="auto"/>
-              <w:left w:val="thinThickSmallGap" w:sz="24" w:space="0" w:color="auto"/>
-              <w:bottom w:val="single" w:sz="4" w:space="0" w:color="auto"/>
-              <w:right w:val="thinThickSmallGap" w:sz="24" w:space="0" w:color="auto"/>
-            </w:tcBorders>
-            <w:hideMark/>
-          </w:tcPr>
-          <w:p>
-            <w:pPr>
-              <w:spacing w:after="0" w:line="240" w:lineRule="auto"/>
-              <w:rPr>
-                <w:b/>
-                <w:bCs/>
-                <w:sz w:val="24"/>
-                <w:szCs w:val="24"/>
-                <w:rtl/>
-                <w:lang w:bidi="ar-EG"/>
-              </w:rPr>
-            </w:pPr>
-            <w:r>
-              <w:rPr>
-                <w:b/>
-                <w:bCs/>
-                <w:sz w:val="24"/>
-                <w:szCs w:val="24"/>
-                <w:highlight w:val="red"/>
-                <w:rtl/>
-                <w:lang w:bidi="ar-EG"/>
-              </w:rPr>
-              <w:t>......</w:t>
+            <w:vAlign w:val="center"/>
+            <w:hideMark/>
+          </w:tcPr>
+          <w:p>
+            <w:pPr>
+              <w:spacing w:after="0" w:line="240" w:lineRule="auto"/>
+              <w:jc w:val="center"/>
+              <w:rPr>
+                <w:b/>
+                <w:bCs/>
+                <w:sz w:val="24"/>
+                <w:szCs w:val="24"/>
+                <w:rtl/>
+                <w:lang w:bidi="ar-EG"/>
+              </w:rPr>
+            </w:pPr>
+            <w:r>
+              <w:rPr>
+                <w:rFonts w:hint="cs"/>
+                <w:b/>
+                <w:bCs/>
+                <w:sz w:val="24"/>
+                <w:szCs w:val="24"/>
+                <w:highlight w:val="red"/>
+                <w:rtl/>
+                <w:lang w:bidi="ar-EG"/>
+              </w:rPr>
+              <w:t>أساسي</w:t>
             </w:r>
           </w:p>
         </w:tc>
@@ -5315,6 +5034,7 @@
               <w:bottom w:val="thinThickSmallGap" w:sz="24" w:space="0" w:color="auto"/>
               <w:right w:val="thinThickSmallGap" w:sz="24" w:space="0" w:color="auto"/>
             </w:tcBorders>
+            <w:vAlign w:val="center"/>
             <w:hideMark/>
           </w:tcPr>
           <w:p>
@@ -5354,6 +5074,7 @@
               <w:bottom w:val="thinThickSmallGap" w:sz="24" w:space="0" w:color="auto"/>
               <w:right w:val="thinThickSmallGap" w:sz="24" w:space="0" w:color="auto"/>
             </w:tcBorders>
+            <w:vAlign w:val="center"/>
             <w:hideMark/>
           </w:tcPr>
           <w:p>
@@ -5392,6 +5113,7 @@
               <w:bottom w:val="thinThickSmallGap" w:sz="24" w:space="0" w:color="auto"/>
               <w:right w:val="thinThickSmallGap" w:sz="24" w:space="0" w:color="auto"/>
             </w:tcBorders>
+            <w:vAlign w:val="center"/>
             <w:hideMark/>
           </w:tcPr>
           <w:p>
@@ -5430,6 +5152,7 @@
               <w:bottom w:val="thinThickSmallGap" w:sz="24" w:space="0" w:color="auto"/>
               <w:right w:val="thinThickSmallGap" w:sz="24" w:space="0" w:color="auto"/>
             </w:tcBorders>
+            <w:vAlign w:val="center"/>
             <w:hideMark/>
           </w:tcPr>
           <w:p>
@@ -5468,6 +5191,7 @@
               <w:bottom w:val="thinThickSmallGap" w:sz="24" w:space="0" w:color="auto"/>
               <w:right w:val="thinThickSmallGap" w:sz="24" w:space="0" w:color="auto"/>
             </w:tcBorders>
+            <w:vAlign w:val="center"/>
             <w:hideMark/>
           </w:tcPr>
           <w:p>
@@ -5543,30 +5267,33 @@
           <w:p>
             <w:pPr>
               <w:spacing w:after="0"/>
-              <w:rPr>
-                <w:b/>
-                <w:bCs/>
-                <w:sz w:val="24"/>
-                <w:szCs w:val="24"/>
-                <w:lang w:bidi="ar-EG"/>
-              </w:rPr>
-            </w:pPr>
-          </w:p>
-        </w:tc>
-        <w:tc>
-          <w:tcPr>
-            <w:tcW w:w="1115" w:type="dxa"/>
+              <w:jc w:val="center"/>
+              <w:rPr>
+                <w:b/>
+                <w:bCs/>
+                <w:sz w:val="24"/>
+                <w:szCs w:val="24"/>
+                <w:lang w:bidi="ar-EG"/>
+              </w:rPr>
+            </w:pPr>
+          </w:p>
+        </w:tc>
+        <w:tc>
+          <w:tcPr>
+            <w:tcW w:w="2230" w:type="dxa"/>
             <w:tcBorders>
               <w:top w:val="thinThickSmallGap" w:sz="24" w:space="0" w:color="auto"/>
               <w:left w:val="thinThickSmallGap" w:sz="24" w:space="0" w:color="auto"/>
               <w:bottom w:val="single" w:sz="4" w:space="0" w:color="auto"/>
               <w:right w:val="thinThickSmallGap" w:sz="24" w:space="0" w:color="auto"/>
             </w:tcBorders>
-            <w:hideMark/>
-          </w:tcPr>
-          <w:p>
-            <w:pPr>
-              <w:spacing w:after="0" w:line="240" w:lineRule="auto"/>
+            <w:vAlign w:val="center"/>
+            <w:hideMark/>
+          </w:tcPr>
+          <w:p>
+            <w:pPr>
+              <w:spacing w:after="0" w:line="240" w:lineRule="auto"/>
+              <w:jc w:val="center"/>
               <w:rPr>
                 <w:b/>
                 <w:bCs/>
@@ -5592,75 +5319,41 @@
         </w:tc>
         <w:tc>
           <w:tcPr>
-            <w:tcW w:w="1115" w:type="dxa"/>
+            <w:tcW w:w="973" w:type="dxa"/>
             <w:tcBorders>
               <w:top w:val="thinThickSmallGap" w:sz="24" w:space="0" w:color="auto"/>
               <w:left w:val="thinThickSmallGap" w:sz="24" w:space="0" w:color="auto"/>
               <w:bottom w:val="single" w:sz="4" w:space="0" w:color="auto"/>
               <w:right w:val="thinThickSmallGap" w:sz="24" w:space="0" w:color="auto"/>
             </w:tcBorders>
-            <w:hideMark/>
-          </w:tcPr>
-          <w:p>
-            <w:pPr>
-              <w:spacing w:after="0" w:line="240" w:lineRule="auto"/>
-              <w:rPr>
-                <w:b/>
-                <w:bCs/>
-                <w:sz w:val="24"/>
-                <w:szCs w:val="24"/>
-                <w:rtl/>
-                <w:lang w:bidi="ar-EG"/>
-              </w:rPr>
-            </w:pPr>
-            <w:r>
-              <w:rPr>
-                <w:b/>
-                <w:bCs/>
-                <w:sz w:val="24"/>
-                <w:szCs w:val="24"/>
-                <w:highlight w:val="red"/>
-                <w:rtl/>
-                <w:lang w:bidi="ar-EG"/>
-              </w:rPr>
-              <w:t>.......</w:t>
-            </w:r>
-          </w:p>
-        </w:tc>
-        <w:tc>
-          <w:tcPr>
-            <w:tcW w:w="973" w:type="dxa"/>
-            <w:tcBorders>
-              <w:top w:val="thinThickSmallGap" w:sz="24" w:space="0" w:color="auto"/>
-              <w:left w:val="thinThickSmallGap" w:sz="24" w:space="0" w:color="auto"/>
-              <w:bottom w:val="single" w:sz="4" w:space="0" w:color="auto"/>
-              <w:right w:val="thinThickSmallGap" w:sz="24" w:space="0" w:color="auto"/>
-            </w:tcBorders>
-            <w:hideMark/>
-          </w:tcPr>
-          <w:p>
-            <w:pPr>
-              <w:spacing w:after="0" w:line="240" w:lineRule="auto"/>
-              <w:rPr>
-                <w:b/>
-                <w:bCs/>
-                <w:sz w:val="24"/>
-                <w:szCs w:val="24"/>
-                <w:rtl/>
-                <w:lang w:bidi="ar-EG"/>
-              </w:rPr>
-            </w:pPr>
-            <w:r>
-              <w:rPr>
-                <w:b/>
-                <w:bCs/>
-                <w:sz w:val="24"/>
-                <w:szCs w:val="24"/>
-                <w:highlight w:val="red"/>
-                <w:rtl/>
-                <w:lang w:bidi="ar-EG"/>
-              </w:rPr>
-              <w:t>......</w:t>
+            <w:vAlign w:val="center"/>
+            <w:hideMark/>
+          </w:tcPr>
+          <w:p>
+            <w:pPr>
+              <w:spacing w:after="0" w:line="240" w:lineRule="auto"/>
+              <w:jc w:val="center"/>
+              <w:rPr>
+                <w:b/>
+                <w:bCs/>
+                <w:sz w:val="24"/>
+                <w:szCs w:val="24"/>
+                <w:rtl/>
+                <w:lang w:bidi="ar-EG"/>
+              </w:rPr>
+            </w:pPr>
+            <w:r>
+              <w:rPr>
+                <w:rFonts w:hint="cs"/>
+                <w:b/>
+                <w:bCs/>
+                <w:sz w:val="24"/>
+                <w:szCs w:val="24"/>
+                <w:highlight w:val="red"/>
+                <w:rtl/>
+                <w:lang w:bidi="ar-EG"/>
+              </w:rPr>
+              <w:t>بديل 1</w:t>
             </w:r>
           </w:p>
         </w:tc>
@@ -5680,6 +5373,7 @@
           <w:p>
             <w:pPr>
               <w:spacing w:after="0"/>
+              <w:jc w:val="center"/>
               <w:rPr>
                 <w:b/>
                 <w:bCs/>
@@ -5706,6 +5400,7 @@
           <w:p>
             <w:pPr>
               <w:spacing w:after="0"/>
+              <w:jc w:val="center"/>
               <w:rPr>
                 <w:b/>
                 <w:bCs/>
@@ -5725,6 +5420,7 @@
               <w:bottom w:val="thinThickSmallGap" w:sz="24" w:space="0" w:color="auto"/>
               <w:right w:val="thinThickSmallGap" w:sz="24" w:space="0" w:color="auto"/>
             </w:tcBorders>
+            <w:vAlign w:val="center"/>
             <w:hideMark/>
           </w:tcPr>
           <w:p>
@@ -5764,6 +5460,7 @@
               <w:bottom w:val="thinThickSmallGap" w:sz="24" w:space="0" w:color="auto"/>
               <w:right w:val="thinThickSmallGap" w:sz="24" w:space="0" w:color="auto"/>
             </w:tcBorders>
+            <w:vAlign w:val="center"/>
             <w:hideMark/>
           </w:tcPr>
           <w:p>
@@ -5802,6 +5499,7 @@
               <w:bottom w:val="thinThickSmallGap" w:sz="24" w:space="0" w:color="auto"/>
               <w:right w:val="thinThickSmallGap" w:sz="24" w:space="0" w:color="auto"/>
             </w:tcBorders>
+            <w:vAlign w:val="center"/>
             <w:hideMark/>
           </w:tcPr>
           <w:p>
@@ -5840,6 +5538,7 @@
               <w:bottom w:val="thinThickSmallGap" w:sz="24" w:space="0" w:color="auto"/>
               <w:right w:val="thinThickSmallGap" w:sz="24" w:space="0" w:color="auto"/>
             </w:tcBorders>
+            <w:vAlign w:val="center"/>
             <w:hideMark/>
           </w:tcPr>
           <w:p>
@@ -5878,6 +5577,7 @@
               <w:bottom w:val="thinThickSmallGap" w:sz="24" w:space="0" w:color="auto"/>
               <w:right w:val="thinThickSmallGap" w:sz="24" w:space="0" w:color="auto"/>
             </w:tcBorders>
+            <w:vAlign w:val="center"/>
             <w:hideMark/>
           </w:tcPr>
           <w:p>
@@ -5953,30 +5653,33 @@
           <w:p>
             <w:pPr>
               <w:spacing w:after="0"/>
-              <w:rPr>
-                <w:b/>
-                <w:bCs/>
-                <w:sz w:val="24"/>
-                <w:szCs w:val="24"/>
-                <w:lang w:bidi="ar-EG"/>
-              </w:rPr>
-            </w:pPr>
-          </w:p>
-        </w:tc>
-        <w:tc>
-          <w:tcPr>
-            <w:tcW w:w="1115" w:type="dxa"/>
+              <w:jc w:val="center"/>
+              <w:rPr>
+                <w:b/>
+                <w:bCs/>
+                <w:sz w:val="24"/>
+                <w:szCs w:val="24"/>
+                <w:lang w:bidi="ar-EG"/>
+              </w:rPr>
+            </w:pPr>
+          </w:p>
+        </w:tc>
+        <w:tc>
+          <w:tcPr>
+            <w:tcW w:w="2230" w:type="dxa"/>
             <w:tcBorders>
               <w:top w:val="thinThickSmallGap" w:sz="24" w:space="0" w:color="auto"/>
               <w:left w:val="thinThickSmallGap" w:sz="24" w:space="0" w:color="auto"/>
               <w:bottom w:val="single" w:sz="4" w:space="0" w:color="auto"/>
               <w:right w:val="thinThickSmallGap" w:sz="24" w:space="0" w:color="auto"/>
             </w:tcBorders>
-            <w:hideMark/>
-          </w:tcPr>
-          <w:p>
-            <w:pPr>
-              <w:spacing w:after="0" w:line="240" w:lineRule="auto"/>
+            <w:vAlign w:val="center"/>
+            <w:hideMark/>
+          </w:tcPr>
+          <w:p>
+            <w:pPr>
+              <w:spacing w:after="0" w:line="240" w:lineRule="auto"/>
+              <w:jc w:val="center"/>
               <w:rPr>
                 <w:b/>
                 <w:bCs/>
@@ -6002,75 +5705,41 @@
         </w:tc>
         <w:tc>
           <w:tcPr>
-            <w:tcW w:w="1115" w:type="dxa"/>
+            <w:tcW w:w="973" w:type="dxa"/>
             <w:tcBorders>
               <w:top w:val="thinThickSmallGap" w:sz="24" w:space="0" w:color="auto"/>
               <w:left w:val="thinThickSmallGap" w:sz="24" w:space="0" w:color="auto"/>
               <w:bottom w:val="single" w:sz="4" w:space="0" w:color="auto"/>
               <w:right w:val="thinThickSmallGap" w:sz="24" w:space="0" w:color="auto"/>
             </w:tcBorders>
-            <w:hideMark/>
-          </w:tcPr>
-          <w:p>
-            <w:pPr>
-              <w:spacing w:after="0" w:line="240" w:lineRule="auto"/>
-              <w:rPr>
-                <w:b/>
-                <w:bCs/>
-                <w:sz w:val="24"/>
-                <w:szCs w:val="24"/>
-                <w:rtl/>
-                <w:lang w:bidi="ar-EG"/>
-              </w:rPr>
-            </w:pPr>
-            <w:r>
-              <w:rPr>
-                <w:b/>
-                <w:bCs/>
-                <w:sz w:val="24"/>
-                <w:szCs w:val="24"/>
-                <w:highlight w:val="red"/>
-                <w:rtl/>
-                <w:lang w:bidi="ar-EG"/>
-              </w:rPr>
-              <w:t>.......</w:t>
-            </w:r>
-          </w:p>
-        </w:tc>
-        <w:tc>
-          <w:tcPr>
-            <w:tcW w:w="973" w:type="dxa"/>
-            <w:tcBorders>
-              <w:top w:val="thinThickSmallGap" w:sz="24" w:space="0" w:color="auto"/>
-              <w:left w:val="thinThickSmallGap" w:sz="24" w:space="0" w:color="auto"/>
-              <w:bottom w:val="single" w:sz="4" w:space="0" w:color="auto"/>
-              <w:right w:val="thinThickSmallGap" w:sz="24" w:space="0" w:color="auto"/>
-            </w:tcBorders>
-            <w:hideMark/>
-          </w:tcPr>
-          <w:p>
-            <w:pPr>
-              <w:spacing w:after="0" w:line="240" w:lineRule="auto"/>
-              <w:rPr>
-                <w:b/>
-                <w:bCs/>
-                <w:sz w:val="24"/>
-                <w:szCs w:val="24"/>
-                <w:rtl/>
-                <w:lang w:bidi="ar-EG"/>
-              </w:rPr>
-            </w:pPr>
-            <w:r>
-              <w:rPr>
-                <w:b/>
-                <w:bCs/>
-                <w:sz w:val="24"/>
-                <w:szCs w:val="24"/>
-                <w:highlight w:val="red"/>
-                <w:rtl/>
-                <w:lang w:bidi="ar-EG"/>
-              </w:rPr>
-              <w:t>......</w:t>
+            <w:vAlign w:val="center"/>
+            <w:hideMark/>
+          </w:tcPr>
+          <w:p>
+            <w:pPr>
+              <w:spacing w:after="0" w:line="240" w:lineRule="auto"/>
+              <w:jc w:val="center"/>
+              <w:rPr>
+                <w:b/>
+                <w:bCs/>
+                <w:sz w:val="24"/>
+                <w:szCs w:val="24"/>
+                <w:rtl/>
+                <w:lang w:bidi="ar-EG"/>
+              </w:rPr>
+            </w:pPr>
+            <w:r>
+              <w:rPr>
+                <w:rFonts w:hint="cs"/>
+                <w:b/>
+                <w:bCs/>
+                <w:sz w:val="24"/>
+                <w:szCs w:val="24"/>
+                <w:highlight w:val="red"/>
+                <w:rtl/>
+                <w:lang w:bidi="ar-EG"/>
+              </w:rPr>
+              <w:t>بديل 2</w:t>
             </w:r>
           </w:p>
         </w:tc>
@@ -6090,6 +5759,7 @@
           <w:p>
             <w:pPr>
               <w:spacing w:after="0"/>
+              <w:jc w:val="center"/>
               <w:rPr>
                 <w:b/>
                 <w:bCs/>
@@ -6116,6 +5786,7 @@
           <w:p>
             <w:pPr>
               <w:spacing w:after="0"/>
+              <w:jc w:val="center"/>
               <w:rPr>
                 <w:b/>
                 <w:bCs/>
@@ -6135,6 +5806,7 @@
               <w:bottom w:val="thinThickSmallGap" w:sz="24" w:space="0" w:color="auto"/>
               <w:right w:val="thinThickSmallGap" w:sz="24" w:space="0" w:color="auto"/>
             </w:tcBorders>
+            <w:vAlign w:val="center"/>
             <w:hideMark/>
           </w:tcPr>
           <w:p>
@@ -6174,6 +5846,7 @@
               <w:bottom w:val="thinThickSmallGap" w:sz="24" w:space="0" w:color="auto"/>
               <w:right w:val="thinThickSmallGap" w:sz="24" w:space="0" w:color="auto"/>
             </w:tcBorders>
+            <w:vAlign w:val="center"/>
             <w:hideMark/>
           </w:tcPr>
           <w:p>
@@ -6212,6 +5885,7 @@
               <w:bottom w:val="thinThickSmallGap" w:sz="24" w:space="0" w:color="auto"/>
               <w:right w:val="thinThickSmallGap" w:sz="24" w:space="0" w:color="auto"/>
             </w:tcBorders>
+            <w:vAlign w:val="center"/>
             <w:hideMark/>
           </w:tcPr>
           <w:p>
@@ -6250,6 +5924,7 @@
               <w:bottom w:val="thinThickSmallGap" w:sz="24" w:space="0" w:color="auto"/>
               <w:right w:val="thinThickSmallGap" w:sz="24" w:space="0" w:color="auto"/>
             </w:tcBorders>
+            <w:vAlign w:val="center"/>
             <w:hideMark/>
           </w:tcPr>
           <w:p>
@@ -6288,6 +5963,7 @@
               <w:bottom w:val="thinThickSmallGap" w:sz="24" w:space="0" w:color="auto"/>
               <w:right w:val="thinThickSmallGap" w:sz="24" w:space="0" w:color="auto"/>
             </w:tcBorders>
+            <w:vAlign w:val="center"/>
             <w:hideMark/>
           </w:tcPr>
           <w:p>
@@ -6363,30 +6039,33 @@
           <w:p>
             <w:pPr>
               <w:spacing w:after="0"/>
-              <w:rPr>
-                <w:b/>
-                <w:bCs/>
-                <w:sz w:val="24"/>
-                <w:szCs w:val="24"/>
-                <w:lang w:bidi="ar-EG"/>
-              </w:rPr>
-            </w:pPr>
-          </w:p>
-        </w:tc>
-        <w:tc>
-          <w:tcPr>
-            <w:tcW w:w="1115" w:type="dxa"/>
-            <w:tcBorders>
-              <w:top w:val="thinThickSmallGap" w:sz="24" w:space="0" w:color="auto"/>
-              <w:left w:val="thinThickSmallGap" w:sz="24" w:space="0" w:color="auto"/>
-              <w:bottom w:val="thinThickSmallGap" w:sz="24" w:space="0" w:color="auto"/>
-              <w:right w:val="thinThickSmallGap" w:sz="24" w:space="0" w:color="auto"/>
-            </w:tcBorders>
-            <w:hideMark/>
-          </w:tcPr>
-          <w:p>
-            <w:pPr>
-              <w:spacing w:after="0" w:line="240" w:lineRule="auto"/>
+              <w:jc w:val="center"/>
+              <w:rPr>
+                <w:b/>
+                <w:bCs/>
+                <w:sz w:val="24"/>
+                <w:szCs w:val="24"/>
+                <w:lang w:bidi="ar-EG"/>
+              </w:rPr>
+            </w:pPr>
+          </w:p>
+        </w:tc>
+        <w:tc>
+          <w:tcPr>
+            <w:tcW w:w="2230" w:type="dxa"/>
+            <w:tcBorders>
+              <w:top w:val="thinThickSmallGap" w:sz="24" w:space="0" w:color="auto"/>
+              <w:left w:val="thinThickSmallGap" w:sz="24" w:space="0" w:color="auto"/>
+              <w:bottom w:val="thinThickSmallGap" w:sz="24" w:space="0" w:color="auto"/>
+              <w:right w:val="thinThickSmallGap" w:sz="24" w:space="0" w:color="auto"/>
+            </w:tcBorders>
+            <w:vAlign w:val="center"/>
+            <w:hideMark/>
+          </w:tcPr>
+          <w:p>
+            <w:pPr>
+              <w:spacing w:after="0" w:line="240" w:lineRule="auto"/>
+              <w:jc w:val="center"/>
               <w:rPr>
                 <w:b/>
                 <w:bCs/>
@@ -6412,43 +6091,6 @@
         </w:tc>
         <w:tc>
           <w:tcPr>
-            <w:tcW w:w="1115" w:type="dxa"/>
-            <w:tcBorders>
-              <w:top w:val="thinThickSmallGap" w:sz="24" w:space="0" w:color="auto"/>
-              <w:left w:val="thinThickSmallGap" w:sz="24" w:space="0" w:color="auto"/>
-              <w:bottom w:val="thinThickSmallGap" w:sz="24" w:space="0" w:color="auto"/>
-              <w:right w:val="thinThickSmallGap" w:sz="24" w:space="0" w:color="auto"/>
-            </w:tcBorders>
-            <w:hideMark/>
-          </w:tcPr>
-          <w:p>
-            <w:pPr>
-              <w:spacing w:after="0" w:line="240" w:lineRule="auto"/>
-              <w:rPr>
-                <w:b/>
-                <w:bCs/>
-                <w:sz w:val="24"/>
-                <w:szCs w:val="24"/>
-                <w:rtl/>
-                <w:lang w:bidi="ar-EG"/>
-              </w:rPr>
-            </w:pPr>
-            <w:r>
-              <w:rPr>
-                <w:b/>
-                <w:bCs/>
-                <w:sz w:val="24"/>
-                <w:szCs w:val="24"/>
-                <w:highlight w:val="red"/>
-                <w:rtl/>
-                <w:lang w:bidi="ar-EG"/>
-              </w:rPr>
-              <w:t>.......</w:t>
-            </w:r>
-          </w:p>
-        </w:tc>
-        <w:tc>
-          <w:tcPr>
             <w:tcW w:w="973" w:type="dxa"/>
             <w:tcBorders>
               <w:top w:val="thinThickSmallGap" w:sz="24" w:space="0" w:color="auto"/>
@@ -6456,31 +6098,34 @@
               <w:bottom w:val="thinThickSmallGap" w:sz="24" w:space="0" w:color="auto"/>
               <w:right w:val="thinThickSmallGap" w:sz="24" w:space="0" w:color="auto"/>
             </w:tcBorders>
-            <w:hideMark/>
-          </w:tcPr>
-          <w:p>
-            <w:pPr>
-              <w:spacing w:after="0" w:line="240" w:lineRule="auto"/>
-              <w:rPr>
-                <w:b/>
-                <w:bCs/>
-                <w:sz w:val="24"/>
-                <w:szCs w:val="24"/>
-                <w:rtl/>
-                <w:lang w:bidi="ar-EG"/>
-              </w:rPr>
-            </w:pPr>
-            <w:r>
-              <w:rPr>
-                <w:b/>
-                <w:bCs/>
-                <w:sz w:val="24"/>
-                <w:szCs w:val="24"/>
-                <w:highlight w:val="red"/>
-                <w:rtl/>
-                <w:lang w:bidi="ar-EG"/>
-              </w:rPr>
-              <w:t>......</w:t>
+            <w:vAlign w:val="center"/>
+            <w:hideMark/>
+          </w:tcPr>
+          <w:p>
+            <w:pPr>
+              <w:spacing w:after="0" w:line="240" w:lineRule="auto"/>
+              <w:jc w:val="center"/>
+              <w:rPr>
+                <w:b/>
+                <w:bCs/>
+                <w:sz w:val="24"/>
+                <w:szCs w:val="24"/>
+                <w:rtl/>
+                <w:lang w:bidi="ar-EG"/>
+              </w:rPr>
+            </w:pPr>
+            <w:r>
+              <w:rPr>
+                <w:rFonts w:hint="cs"/>
+                <w:b/>
+                <w:bCs/>
+                <w:sz w:val="24"/>
+                <w:szCs w:val="24"/>
+                <w:highlight w:val="red"/>
+                <w:rtl/>
+                <w:lang w:bidi="ar-EG"/>
+              </w:rPr>
+              <w:t xml:space="preserve">بديل 3 </w:t>
             </w:r>
           </w:p>
         </w:tc>
@@ -6500,6 +6145,7 @@
           <w:p>
             <w:pPr>
               <w:spacing w:after="0"/>
+              <w:jc w:val="center"/>
               <w:rPr>
                 <w:b/>
                 <w:bCs/>
@@ -6526,6 +6172,7 @@
           <w:p>
             <w:pPr>
               <w:spacing w:after="0"/>
+              <w:jc w:val="center"/>
               <w:rPr>
                 <w:b/>
                 <w:bCs/>
@@ -6545,6 +6192,7 @@
               <w:bottom w:val="thinThickSmallGap" w:sz="24" w:space="0" w:color="auto"/>
               <w:right w:val="thinThickSmallGap" w:sz="24" w:space="0" w:color="auto"/>
             </w:tcBorders>
+            <w:vAlign w:val="center"/>
             <w:hideMark/>
           </w:tcPr>
           <w:p>
@@ -6584,6 +6232,7 @@
               <w:bottom w:val="thinThickSmallGap" w:sz="24" w:space="0" w:color="auto"/>
               <w:right w:val="thinThickSmallGap" w:sz="24" w:space="0" w:color="auto"/>
             </w:tcBorders>
+            <w:vAlign w:val="center"/>
             <w:hideMark/>
           </w:tcPr>
           <w:p>
@@ -6622,6 +6271,7 @@
               <w:bottom w:val="thinThickSmallGap" w:sz="24" w:space="0" w:color="auto"/>
               <w:right w:val="thinThickSmallGap" w:sz="24" w:space="0" w:color="auto"/>
             </w:tcBorders>
+            <w:vAlign w:val="center"/>
             <w:hideMark/>
           </w:tcPr>
           <w:p>
@@ -6660,6 +6310,7 @@
               <w:bottom w:val="thinThickSmallGap" w:sz="24" w:space="0" w:color="auto"/>
               <w:right w:val="thinThickSmallGap" w:sz="24" w:space="0" w:color="auto"/>
             </w:tcBorders>
+            <w:vAlign w:val="center"/>
             <w:hideMark/>
           </w:tcPr>
           <w:p>
@@ -6698,6 +6349,7 @@
               <w:bottom w:val="thinThickSmallGap" w:sz="24" w:space="0" w:color="auto"/>
               <w:right w:val="thinThickSmallGap" w:sz="24" w:space="0" w:color="auto"/>
             </w:tcBorders>
+            <w:vAlign w:val="center"/>
             <w:hideMark/>
           </w:tcPr>
           <w:p>
@@ -6734,7 +6386,7 @@
         <w:tc>
           <w:tcPr>
             <w:tcW w:w="8390" w:type="dxa"/>
-            <w:gridSpan w:val="9"/>
+            <w:gridSpan w:val="8"/>
             <w:tcBorders>
               <w:top w:val="thinThickSmallGap" w:sz="24" w:space="0" w:color="auto"/>
               <w:left w:val="thinThickSmallGap" w:sz="24" w:space="0" w:color="auto"/>
@@ -6879,7 +6531,7 @@
           <w:numId w:val="4"/>
         </w:numPr>
         <w:spacing w:after="0" w:line="240" w:lineRule="auto"/>
-        <w:jc w:val="both"/>
+        <w:jc w:val="mediumKashida"/>
         <w:rPr>
           <w:b/>
           <w:bCs/>
@@ -6998,7 +6650,7 @@
       <w:pPr>
         <w:spacing w:after="0" w:line="240" w:lineRule="auto"/>
         <w:ind w:left="-567" w:hanging="283"/>
-        <w:jc w:val="both"/>
+        <w:jc w:val="highKashida"/>
         <w:rPr>
           <w:b/>
           <w:bCs/>
@@ -7082,7 +6734,7 @@
           <w:numId w:val="1"/>
         </w:numPr>
         <w:spacing w:after="0" w:line="240" w:lineRule="auto"/>
-        <w:jc w:val="both"/>
+        <w:jc w:val="highKashida"/>
         <w:rPr>
           <w:b/>
           <w:bCs/>
@@ -7114,7 +6766,7 @@
           <w:numId w:val="1"/>
         </w:numPr>
         <w:spacing w:after="0" w:line="240" w:lineRule="auto"/>
-        <w:jc w:val="both"/>
+        <w:jc w:val="highKashida"/>
         <w:rPr>
           <w:b/>
           <w:bCs/>
@@ -7160,7 +6812,7 @@
           <w:numId w:val="1"/>
         </w:numPr>
         <w:spacing w:after="0" w:line="240" w:lineRule="auto"/>
-        <w:jc w:val="both"/>
+        <w:jc w:val="highKashida"/>
         <w:rPr>
           <w:b/>
           <w:bCs/>
@@ -7193,7 +6845,7 @@
           <w:numId w:val="1"/>
         </w:numPr>
         <w:spacing w:after="0" w:line="240" w:lineRule="auto"/>
-        <w:jc w:val="both"/>
+        <w:jc w:val="highKashida"/>
         <w:rPr>
           <w:b/>
           <w:bCs/>
@@ -7224,7 +6876,7 @@
           <w:numId w:val="1"/>
         </w:numPr>
         <w:spacing w:after="0" w:line="240" w:lineRule="auto"/>
-        <w:jc w:val="both"/>
+        <w:jc w:val="highKashida"/>
         <w:rPr>
           <w:b/>
           <w:bCs/>
@@ -7253,7 +6905,7 @@
       <w:pPr>
         <w:spacing w:after="0" w:line="240" w:lineRule="auto"/>
         <w:ind w:left="360"/>
-        <w:jc w:val="both"/>
+        <w:jc w:val="highKashida"/>
         <w:rPr>
           <w:b/>
           <w:bCs/>
@@ -7747,7 +7399,17 @@
         <w:rtl/>
         <w:lang w:bidi="ar-EG"/>
       </w:rPr>
-      <w:t>التاريخ الصادر:</w:t>
+      <w:t xml:space="preserve">التاريخ </w:t>
+    </w:r>
+    <w:r>
+      <w:rPr>
+        <w:rFonts w:hint="cs"/>
+        <w:b/>
+        <w:bCs/>
+        <w:rtl/>
+        <w:lang w:bidi="ar-EG"/>
+      </w:rPr>
+      <w:t>الصادر:</w:t>
     </w:r>
     <w:r>
       <w:rPr>
@@ -8133,6 +7795,31 @@
       <w:rPr>
         <w:noProof/>
       </w:rPr>
+      <w:pict w14:anchorId="0B9A1BD8">
+        <v:shapetype id="_x0000_t75" coordsize="21600,21600" o:spt="75" o:preferrelative="t" path="m@4@5l@4@11@9@11@9@5xe" filled="f" stroked="f">
+          <v:stroke joinstyle="miter"/>
+          <v:formulas>
+            <v:f eqn="if lineDrawn pixelLineWidth 0"/>
+            <v:f eqn="sum @0 1 0"/>
+            <v:f eqn="sum 0 0 @1"/>
+            <v:f eqn="prod @2 1 2"/>
+            <v:f eqn="prod @3 21600 pixelWidth"/>
+            <v:f eqn="prod @3 21600 pixelHeight"/>
+            <v:f eqn="sum @0 0 1"/>
+            <v:f eqn="prod @6 1 2"/>
+            <v:f eqn="prod @7 21600 pixelWidth"/>
+            <v:f eqn="sum @8 21600 0"/>
+            <v:f eqn="prod @7 21600 pixelHeight"/>
+            <v:f eqn="sum @10 21600 0"/>
+          </v:formulas>
+          <v:path o:extrusionok="f" gradientshapeok="t" o:connecttype="rect"/>
+          <o:lock v:ext="edit" aspectratio="t"/>
+        </v:shapetype>
+        <v:shape id="WordPictureWatermark10348436" o:spid="_x0000_s1029" type="#_x0000_t75" style="position:absolute;left:0;text-align:left;margin-left:0;margin-top:0;width:493.95pt;height:399.45pt;z-index:-251658240;mso-position-horizontal:center;mso-position-horizontal-relative:margin;mso-position-vertical:center;mso-position-vertical-relative:margin" o:allowincell="f">
+          <v:imagedata r:id="rId1" o:title="لوجو جديد" gain="19661f" blacklevel="22938f"/>
+          <w10:wrap anchorx="margin" anchory="margin"/>
+        </v:shape>
+      </w:pict>
     </w:r>
   </w:p>
 </w:hdr>
@@ -8879,6 +8566,31 @@
       <w:rPr>
         <w:noProof/>
       </w:rPr>
+      <w:pict w14:anchorId="322AF0D5">
+        <v:shapetype id="_x0000_t75" coordsize="21600,21600" o:spt="75" o:preferrelative="t" path="m@4@5l@4@11@9@11@9@5xe" filled="f" stroked="f">
+          <v:stroke joinstyle="miter"/>
+          <v:formulas>
+            <v:f eqn="if lineDrawn pixelLineWidth 0"/>
+            <v:f eqn="sum @0 1 0"/>
+            <v:f eqn="sum 0 0 @1"/>
+            <v:f eqn="prod @2 1 2"/>
+            <v:f eqn="prod @3 21600 pixelWidth"/>
+            <v:f eqn="prod @3 21600 pixelHeight"/>
+            <v:f eqn="sum @0 0 1"/>
+            <v:f eqn="prod @6 1 2"/>
+            <v:f eqn="prod @7 21600 pixelWidth"/>
+            <v:f eqn="sum @8 21600 0"/>
+            <v:f eqn="prod @7 21600 pixelHeight"/>
+            <v:f eqn="sum @10 21600 0"/>
+          </v:formulas>
+          <v:path o:extrusionok="f" gradientshapeok="t" o:connecttype="rect"/>
+          <o:lock v:ext="edit" aspectratio="t"/>
+        </v:shapetype>
+        <v:shape id="WordPictureWatermark10348437" o:spid="_x0000_s1030" type="#_x0000_t75" style="position:absolute;left:0;text-align:left;margin-left:-6.15pt;margin-top:188.85pt;width:493.95pt;height:399.45pt;z-index:-251657216;mso-position-horizontal-relative:margin;mso-position-vertical-relative:margin" o:allowincell="f">
+          <v:imagedata r:id="rId2" o:title="لوجو جديد" gain="19661f" blacklevel="22938f"/>
+          <w10:wrap anchorx="margin" anchory="margin"/>
+        </v:shape>
+      </w:pict>
     </w:r>
   </w:p>
 </w:hdr>
@@ -8894,6 +8606,31 @@
       <w:rPr>
         <w:noProof/>
       </w:rPr>
+      <w:pict w14:anchorId="3465DA2B">
+        <v:shapetype id="_x0000_t75" coordsize="21600,21600" o:spt="75" o:preferrelative="t" path="m@4@5l@4@11@9@11@9@5xe" filled="f" stroked="f">
+          <v:stroke joinstyle="miter"/>
+          <v:formulas>
+            <v:f eqn="if lineDrawn pixelLineWidth 0"/>
+            <v:f eqn="sum @0 1 0"/>
+            <v:f eqn="sum 0 0 @1"/>
+            <v:f eqn="prod @2 1 2"/>
+            <v:f eqn="prod @3 21600 pixelWidth"/>
+            <v:f eqn="prod @3 21600 pixelHeight"/>
+            <v:f eqn="sum @0 0 1"/>
+            <v:f eqn="prod @6 1 2"/>
+            <v:f eqn="prod @7 21600 pixelWidth"/>
+            <v:f eqn="sum @8 21600 0"/>
+            <v:f eqn="prod @7 21600 pixelHeight"/>
+            <v:f eqn="sum @10 21600 0"/>
+          </v:formulas>
+          <v:path o:extrusionok="f" gradientshapeok="t" o:connecttype="rect"/>
+          <o:lock v:ext="edit" aspectratio="t"/>
+        </v:shapetype>
+        <v:shape id="WordPictureWatermark10348435" o:spid="_x0000_s1028" type="#_x0000_t75" style="position:absolute;left:0;text-align:left;margin-left:0;margin-top:0;width:493.95pt;height:399.45pt;z-index:-251659264;mso-position-horizontal:center;mso-position-horizontal-relative:margin;mso-position-vertical:center;mso-position-vertical-relative:margin" o:allowincell="f">
+          <v:imagedata r:id="rId1" o:title="لوجو جديد" gain="19661f" blacklevel="22938f"/>
+          <w10:wrap anchorx="margin" anchory="margin"/>
+        </v:shape>
+      </w:pict>
     </w:r>
   </w:p>
 </w:hdr>
